--- a/documentation/specification/Second Chef.docx
+++ b/documentation/specification/Second Chef.docx
@@ -1,6 +1,6 @@
 
 <file path=word/document.xml><?xml version="1.0" encoding="utf-8"?>
-<w:document xmlns:wpc="http://schemas.microsoft.com/office/word/2010/wordprocessingCanvas" xmlns:cx="http://schemas.microsoft.com/office/drawing/2014/chartex" xmlns:cx1="http://schemas.microsoft.com/office/drawing/2015/9/8/chartex" xmlns:cx2="http://schemas.microsoft.com/office/drawing/2015/10/21/chartex" xmlns:cx3="http://schemas.microsoft.com/office/drawing/2016/5/9/chartex" xmlns:cx4="http://schemas.microsoft.com/office/drawing/2016/5/10/chartex" xmlns:cx5="http://schemas.microsoft.com/office/drawing/2016/5/11/chartex" xmlns:cx6="http://schemas.microsoft.com/office/drawing/2016/5/12/chartex" xmlns:cx7="http://schemas.microsoft.com/office/drawing/2016/5/13/chartex" xmlns:cx8="http://schemas.microsoft.com/office/drawing/2016/5/14/chartex" xmlns:mc="http://schemas.openxmlformats.org/markup-compatibility/2006" xmlns:aink="http://schemas.microsoft.com/office/drawing/2016/ink" xmlns:am3d="http://schemas.microsoft.com/office/drawing/2017/model3d" xmlns:o="urn:schemas-microsoft-com:office:office" xmlns:oel="http://schemas.microsoft.com/office/2019/extlst" xmlns:r="http://schemas.openxmlformats.org/officeDocument/2006/relationships" xmlns:m="http://schemas.openxmlformats.org/officeDocument/2006/math" xmlns:v="urn:schemas-microsoft-com:vml" xmlns:wp14="http://schemas.microsoft.com/office/word/2010/wordprocessingDrawing" xmlns:wp="http://schemas.openxmlformats.org/drawingml/2006/wordprocessingDrawing" xmlns:w10="urn:schemas-microsoft-com:office:word" xmlns:w="http://schemas.openxmlformats.org/wordprocessingml/2006/main" xmlns:w14="http://schemas.microsoft.com/office/word/2010/wordml" xmlns:w15="http://schemas.microsoft.com/office/word/2012/wordml" xmlns:w16cex="http://schemas.microsoft.com/office/word/2018/wordml/cex" xmlns:w16cid="http://schemas.microsoft.com/office/word/2016/wordml/cid" xmlns:w16="http://schemas.microsoft.com/office/word/2018/wordml" xmlns:w16du="http://schemas.microsoft.com/office/word/2023/wordml/word16du" xmlns:w16sdtdh="http://schemas.microsoft.com/office/word/2020/wordml/sdtdatahash" xmlns:w16sdtfl="http://schemas.microsoft.com/office/word/2024/wordml/sdtformatlock" xmlns:w16se="http://schemas.microsoft.com/office/word/2015/wordml/symex" xmlns:wpg="http://schemas.microsoft.com/office/word/2010/wordprocessingGroup" xmlns:wpi="http://schemas.microsoft.com/office/word/2010/wordprocessingInk" xmlns:wne="http://schemas.microsoft.com/office/word/2006/wordml" xmlns:wps="http://schemas.microsoft.com/office/word/2010/wordprocessingShape" mc:Ignorable="w14 w15 w16se w16cid w16 w16cex w16sdtdh w16sdtfl w16du wp14">
+<w:document xmlns:wpc="http://schemas.microsoft.com/office/word/2010/wordprocessingCanvas" xmlns:cx="http://schemas.microsoft.com/office/drawing/2014/chartex" xmlns:cx1="http://schemas.microsoft.com/office/drawing/2015/9/8/chartex" xmlns:cx2="http://schemas.microsoft.com/office/drawing/2015/10/21/chartex" xmlns:cx3="http://schemas.microsoft.com/office/drawing/2016/5/9/chartex" xmlns:cx4="http://schemas.microsoft.com/office/drawing/2016/5/10/chartex" xmlns:cx5="http://schemas.microsoft.com/office/drawing/2016/5/11/chartex" xmlns:cx6="http://schemas.microsoft.com/office/drawing/2016/5/12/chartex" xmlns:cx7="http://schemas.microsoft.com/office/drawing/2016/5/13/chartex" xmlns:cx8="http://schemas.microsoft.com/office/drawing/2016/5/14/chartex" xmlns:mc="http://schemas.openxmlformats.org/markup-compatibility/2006" xmlns:aink="http://schemas.microsoft.com/office/drawing/2016/ink" xmlns:am3d="http://schemas.microsoft.com/office/drawing/2017/model3d" xmlns:o="urn:schemas-microsoft-com:office:office" xmlns:r="http://schemas.openxmlformats.org/officeDocument/2006/relationships" xmlns:m="http://schemas.openxmlformats.org/officeDocument/2006/math" xmlns:v="urn:schemas-microsoft-com:vml" xmlns:wp14="http://schemas.microsoft.com/office/word/2010/wordprocessingDrawing" xmlns:wp="http://schemas.openxmlformats.org/drawingml/2006/wordprocessingDrawing" xmlns:w10="urn:schemas-microsoft-com:office:word" xmlns:w="http://schemas.openxmlformats.org/wordprocessingml/2006/main" xmlns:w14="http://schemas.microsoft.com/office/word/2010/wordml" xmlns:w15="http://schemas.microsoft.com/office/word/2012/wordml" xmlns:w16cex="http://schemas.microsoft.com/office/word/2018/wordml/cex" xmlns:w16cid="http://schemas.microsoft.com/office/word/2016/wordml/cid" xmlns:w16="http://schemas.microsoft.com/office/word/2018/wordml" xmlns:w16sdtdh="http://schemas.microsoft.com/office/word/2020/wordml/sdtdatahash" xmlns:w16se="http://schemas.microsoft.com/office/word/2015/wordml/symex" xmlns:wpg="http://schemas.microsoft.com/office/word/2010/wordprocessingGroup" xmlns:wpi="http://schemas.microsoft.com/office/word/2010/wordprocessingInk" xmlns:wne="http://schemas.microsoft.com/office/word/2006/wordml" xmlns:wps="http://schemas.microsoft.com/office/word/2010/wordprocessingShape" mc:Ignorable="w14 w15 w16se w16cid w16 w16cex w16sdtdh wp14">
   <w:body>
     <w:p>
       <w:pPr>
@@ -45,7 +45,7 @@
           <w:noProof/>
         </w:rPr>
         <w:drawing>
-          <wp:anchor distT="0" distB="0" distL="114300" distR="114300" simplePos="0" relativeHeight="251659776" behindDoc="0" locked="0" layoutInCell="1" allowOverlap="1" wp14:anchorId="0F5B872F" wp14:editId="5B6C176D">
+          <wp:anchor distT="0" distB="0" distL="114300" distR="114300" simplePos="0" relativeHeight="251659776" behindDoc="0" locked="0" layoutInCell="1" allowOverlap="1" wp14:anchorId="5B319885" wp14:editId="18B5058E">
             <wp:simplePos x="0" y="0"/>
             <wp:positionH relativeFrom="column">
               <wp:posOffset>1997710</wp:posOffset>
@@ -229,11 +229,8 @@
               <w:rFonts w:asciiTheme="minorHAnsi" w:hAnsiTheme="minorHAnsi"/>
               <w:noProof/>
               <w:color w:val="auto"/>
-              <w:kern w:val="2"/>
-              <w:sz w:val="24"/>
-              <w:szCs w:val="24"/>
+              <w:sz w:val="22"/>
               <w:lang w:val="hu-HU" w:eastAsia="hu-HU"/>
-              <w14:ligatures w14:val="standardContextual"/>
             </w:rPr>
           </w:pPr>
           <w:r>
@@ -245,7 +242,7 @@
           <w:r>
             <w:fldChar w:fldCharType="separate"/>
           </w:r>
-          <w:hyperlink w:anchor="_Toc241173622" w:history="1">
+          <w:hyperlink w:anchor="_Toc241231104" w:history="1">
             <w:r>
               <w:rPr>
                 <w:rStyle w:val="Hiperhivatkozs"/>
@@ -272,7 +269,7 @@
                 <w:noProof/>
                 <w:webHidden/>
               </w:rPr>
-              <w:instrText xml:space="preserve"> PAGEREF _Toc241173622 \h </w:instrText>
+              <w:instrText xml:space="preserve"> PAGEREF _Toc241231104 \h </w:instrText>
             </w:r>
             <w:r>
               <w:rPr>
@@ -313,14 +310,11 @@
               <w:rFonts w:asciiTheme="minorHAnsi" w:hAnsiTheme="minorHAnsi"/>
               <w:noProof/>
               <w:color w:val="auto"/>
-              <w:kern w:val="2"/>
-              <w:sz w:val="24"/>
-              <w:szCs w:val="24"/>
+              <w:sz w:val="22"/>
               <w:lang w:val="hu-HU" w:eastAsia="hu-HU"/>
-              <w14:ligatures w14:val="standardContextual"/>
             </w:rPr>
           </w:pPr>
-          <w:hyperlink w:anchor="_Toc241173623" w:history="1">
+          <w:hyperlink w:anchor="_Toc241231105" w:history="1">
             <w:r>
               <w:rPr>
                 <w:rStyle w:val="Hiperhivatkozs"/>
@@ -347,7 +341,7 @@
                 <w:noProof/>
                 <w:webHidden/>
               </w:rPr>
-              <w:instrText xml:space="preserve"> PAGEREF _Toc241173623 \h </w:instrText>
+              <w:instrText xml:space="preserve"> PAGEREF _Toc241231105 \h </w:instrText>
             </w:r>
             <w:r>
               <w:rPr>
@@ -388,14 +382,11 @@
               <w:rFonts w:asciiTheme="minorHAnsi" w:hAnsiTheme="minorHAnsi"/>
               <w:noProof/>
               <w:color w:val="auto"/>
-              <w:kern w:val="2"/>
-              <w:sz w:val="24"/>
-              <w:szCs w:val="24"/>
+              <w:sz w:val="22"/>
               <w:lang w:val="hu-HU" w:eastAsia="hu-HU"/>
-              <w14:ligatures w14:val="standardContextual"/>
             </w:rPr>
           </w:pPr>
-          <w:hyperlink w:anchor="_Toc241173624" w:history="1">
+          <w:hyperlink w:anchor="_Toc241231106" w:history="1">
             <w:r>
               <w:rPr>
                 <w:rStyle w:val="Hiperhivatkozs"/>
@@ -422,7 +413,7 @@
                 <w:noProof/>
                 <w:webHidden/>
               </w:rPr>
-              <w:instrText xml:space="preserve"> PAGEREF _Toc241173624 \h </w:instrText>
+              <w:instrText xml:space="preserve"> PAGEREF _Toc241231106 \h </w:instrText>
             </w:r>
             <w:r>
               <w:rPr>
@@ -463,14 +454,11 @@
               <w:rFonts w:asciiTheme="minorHAnsi" w:hAnsiTheme="minorHAnsi"/>
               <w:noProof/>
               <w:color w:val="auto"/>
-              <w:kern w:val="2"/>
-              <w:sz w:val="24"/>
-              <w:szCs w:val="24"/>
+              <w:sz w:val="22"/>
               <w:lang w:val="hu-HU" w:eastAsia="hu-HU"/>
-              <w14:ligatures w14:val="standardContextual"/>
             </w:rPr>
           </w:pPr>
-          <w:hyperlink w:anchor="_Toc241173625" w:history="1">
+          <w:hyperlink w:anchor="_Toc241231107" w:history="1">
             <w:r>
               <w:rPr>
                 <w:rStyle w:val="Hiperhivatkozs"/>
@@ -497,7 +485,7 @@
                 <w:noProof/>
                 <w:webHidden/>
               </w:rPr>
-              <w:instrText xml:space="preserve"> PAGEREF _Toc241173625 \h </w:instrText>
+              <w:instrText xml:space="preserve"> PAGEREF _Toc241231107 \h </w:instrText>
             </w:r>
             <w:r>
               <w:rPr>
@@ -538,14 +526,11 @@
               <w:rFonts w:asciiTheme="minorHAnsi" w:hAnsiTheme="minorHAnsi"/>
               <w:noProof/>
               <w:color w:val="auto"/>
-              <w:kern w:val="2"/>
-              <w:sz w:val="24"/>
-              <w:szCs w:val="24"/>
+              <w:sz w:val="22"/>
               <w:lang w:val="hu-HU" w:eastAsia="hu-HU"/>
-              <w14:ligatures w14:val="standardContextual"/>
             </w:rPr>
           </w:pPr>
-          <w:hyperlink w:anchor="_Toc241173626" w:history="1">
+          <w:hyperlink w:anchor="_Toc241231108" w:history="1">
             <w:r>
               <w:rPr>
                 <w:rStyle w:val="Hiperhivatkozs"/>
@@ -572,7 +557,7 @@
                 <w:noProof/>
                 <w:webHidden/>
               </w:rPr>
-              <w:instrText xml:space="preserve"> PAGEREF _Toc241173626 \h </w:instrText>
+              <w:instrText xml:space="preserve"> PAGEREF _Toc241231108 \h </w:instrText>
             </w:r>
             <w:r>
               <w:rPr>
@@ -613,14 +598,11 @@
               <w:rFonts w:asciiTheme="minorHAnsi" w:hAnsiTheme="minorHAnsi"/>
               <w:noProof/>
               <w:color w:val="auto"/>
-              <w:kern w:val="2"/>
-              <w:sz w:val="24"/>
-              <w:szCs w:val="24"/>
+              <w:sz w:val="22"/>
               <w:lang w:val="hu-HU" w:eastAsia="hu-HU"/>
-              <w14:ligatures w14:val="standardContextual"/>
             </w:rPr>
           </w:pPr>
-          <w:hyperlink w:anchor="_Toc241173627" w:history="1">
+          <w:hyperlink w:anchor="_Toc241231109" w:history="1">
             <w:r>
               <w:rPr>
                 <w:rStyle w:val="Hiperhivatkozs"/>
@@ -647,7 +629,7 @@
                 <w:noProof/>
                 <w:webHidden/>
               </w:rPr>
-              <w:instrText xml:space="preserve"> PAGEREF _Toc241173627 \h </w:instrText>
+              <w:instrText xml:space="preserve"> PAGEREF _Toc241231109 \h </w:instrText>
             </w:r>
             <w:r>
               <w:rPr>
@@ -688,14 +670,11 @@
               <w:rFonts w:asciiTheme="minorHAnsi" w:hAnsiTheme="minorHAnsi"/>
               <w:noProof/>
               <w:color w:val="auto"/>
-              <w:kern w:val="2"/>
-              <w:sz w:val="24"/>
-              <w:szCs w:val="24"/>
+              <w:sz w:val="22"/>
               <w:lang w:val="hu-HU" w:eastAsia="hu-HU"/>
-              <w14:ligatures w14:val="standardContextual"/>
             </w:rPr>
           </w:pPr>
-          <w:hyperlink w:anchor="_Toc241173628" w:history="1">
+          <w:hyperlink w:anchor="_Toc241231110" w:history="1">
             <w:r>
               <w:rPr>
                 <w:rStyle w:val="Hiperhivatkozs"/>
@@ -722,7 +701,7 @@
                 <w:noProof/>
                 <w:webHidden/>
               </w:rPr>
-              <w:instrText xml:space="preserve"> PAGEREF _Toc241173628 \h </w:instrText>
+              <w:instrText xml:space="preserve"> PAGEREF _Toc241231110 \h </w:instrText>
             </w:r>
             <w:r>
               <w:rPr>
@@ -763,14 +742,11 @@
               <w:rFonts w:asciiTheme="minorHAnsi" w:hAnsiTheme="minorHAnsi"/>
               <w:noProof/>
               <w:color w:val="auto"/>
-              <w:kern w:val="2"/>
-              <w:sz w:val="24"/>
-              <w:szCs w:val="24"/>
+              <w:sz w:val="22"/>
               <w:lang w:val="hu-HU" w:eastAsia="hu-HU"/>
-              <w14:ligatures w14:val="standardContextual"/>
             </w:rPr>
           </w:pPr>
-          <w:hyperlink w:anchor="_Toc241173629" w:history="1">
+          <w:hyperlink w:anchor="_Toc241231111" w:history="1">
             <w:r>
               <w:rPr>
                 <w:rStyle w:val="Hiperhivatkozs"/>
@@ -797,7 +773,7 @@
                 <w:noProof/>
                 <w:webHidden/>
               </w:rPr>
-              <w:instrText xml:space="preserve"> PAGEREF _Toc241173629 \h </w:instrText>
+              <w:instrText xml:space="preserve"> PAGEREF _Toc241231111 \h </w:instrText>
             </w:r>
             <w:r>
               <w:rPr>
@@ -838,14 +814,11 @@
               <w:rFonts w:asciiTheme="minorHAnsi" w:hAnsiTheme="minorHAnsi"/>
               <w:noProof/>
               <w:color w:val="auto"/>
-              <w:kern w:val="2"/>
-              <w:sz w:val="24"/>
-              <w:szCs w:val="24"/>
+              <w:sz w:val="22"/>
               <w:lang w:val="hu-HU" w:eastAsia="hu-HU"/>
-              <w14:ligatures w14:val="standardContextual"/>
             </w:rPr>
           </w:pPr>
-          <w:hyperlink w:anchor="_Toc241173630" w:history="1">
+          <w:hyperlink w:anchor="_Toc241231112" w:history="1">
             <w:r>
               <w:rPr>
                 <w:rStyle w:val="Hiperhivatkozs"/>
@@ -872,7 +845,7 @@
                 <w:noProof/>
                 <w:webHidden/>
               </w:rPr>
-              <w:instrText xml:space="preserve"> PAGEREF _Toc241173630 \h </w:instrText>
+              <w:instrText xml:space="preserve"> PAGEREF _Toc241231112 \h </w:instrText>
             </w:r>
             <w:r>
               <w:rPr>
@@ -913,14 +886,11 @@
               <w:rFonts w:asciiTheme="minorHAnsi" w:hAnsiTheme="minorHAnsi"/>
               <w:noProof/>
               <w:color w:val="auto"/>
-              <w:kern w:val="2"/>
-              <w:sz w:val="24"/>
-              <w:szCs w:val="24"/>
+              <w:sz w:val="22"/>
               <w:lang w:val="hu-HU" w:eastAsia="hu-HU"/>
-              <w14:ligatures w14:val="standardContextual"/>
             </w:rPr>
           </w:pPr>
-          <w:hyperlink w:anchor="_Toc241173631" w:history="1">
+          <w:hyperlink w:anchor="_Toc241231113" w:history="1">
             <w:r>
               <w:rPr>
                 <w:rStyle w:val="Hiperhivatkozs"/>
@@ -947,7 +917,7 @@
                 <w:noProof/>
                 <w:webHidden/>
               </w:rPr>
-              <w:instrText xml:space="preserve"> PAGEREF _Toc241173631 \h </w:instrText>
+              <w:instrText xml:space="preserve"> PAGEREF _Toc241231113 \h </w:instrText>
             </w:r>
             <w:r>
               <w:rPr>
@@ -988,14 +958,11 @@
               <w:rFonts w:asciiTheme="minorHAnsi" w:hAnsiTheme="minorHAnsi"/>
               <w:noProof/>
               <w:color w:val="auto"/>
-              <w:kern w:val="2"/>
-              <w:sz w:val="24"/>
-              <w:szCs w:val="24"/>
+              <w:sz w:val="22"/>
               <w:lang w:val="hu-HU" w:eastAsia="hu-HU"/>
-              <w14:ligatures w14:val="standardContextual"/>
             </w:rPr>
           </w:pPr>
-          <w:hyperlink w:anchor="_Toc241173632" w:history="1">
+          <w:hyperlink w:anchor="_Toc241231114" w:history="1">
             <w:r>
               <w:rPr>
                 <w:rStyle w:val="Hiperhivatkozs"/>
@@ -1022,7 +989,7 @@
                 <w:noProof/>
                 <w:webHidden/>
               </w:rPr>
-              <w:instrText xml:space="preserve"> PAGEREF _Toc241173632 \h </w:instrText>
+              <w:instrText xml:space="preserve"> PAGEREF _Toc241231114 \h </w:instrText>
             </w:r>
             <w:r>
               <w:rPr>
@@ -1063,14 +1030,11 @@
               <w:rFonts w:asciiTheme="minorHAnsi" w:hAnsiTheme="minorHAnsi"/>
               <w:noProof/>
               <w:color w:val="auto"/>
-              <w:kern w:val="2"/>
-              <w:sz w:val="24"/>
-              <w:szCs w:val="24"/>
+              <w:sz w:val="22"/>
               <w:lang w:val="hu-HU" w:eastAsia="hu-HU"/>
-              <w14:ligatures w14:val="standardContextual"/>
             </w:rPr>
           </w:pPr>
-          <w:hyperlink w:anchor="_Toc241173633" w:history="1">
+          <w:hyperlink w:anchor="_Toc241231115" w:history="1">
             <w:r>
               <w:rPr>
                 <w:rStyle w:val="Hiperhivatkozs"/>
@@ -1097,7 +1061,7 @@
                 <w:noProof/>
                 <w:webHidden/>
               </w:rPr>
-              <w:instrText xml:space="preserve"> PAGEREF _Toc241173633 \h </w:instrText>
+              <w:instrText xml:space="preserve"> PAGEREF _Toc241231115 \h </w:instrText>
             </w:r>
             <w:r>
               <w:rPr>
@@ -1138,14 +1102,11 @@
               <w:rFonts w:asciiTheme="minorHAnsi" w:hAnsiTheme="minorHAnsi"/>
               <w:noProof/>
               <w:color w:val="auto"/>
-              <w:kern w:val="2"/>
-              <w:sz w:val="24"/>
-              <w:szCs w:val="24"/>
+              <w:sz w:val="22"/>
               <w:lang w:val="hu-HU" w:eastAsia="hu-HU"/>
-              <w14:ligatures w14:val="standardContextual"/>
             </w:rPr>
           </w:pPr>
-          <w:hyperlink w:anchor="_Toc241173634" w:history="1">
+          <w:hyperlink w:anchor="_Toc241231116" w:history="1">
             <w:r>
               <w:rPr>
                 <w:rStyle w:val="Hiperhivatkozs"/>
@@ -1172,7 +1133,7 @@
                 <w:noProof/>
                 <w:webHidden/>
               </w:rPr>
-              <w:instrText xml:space="preserve"> PAGEREF _Toc241173634 \h </w:instrText>
+              <w:instrText xml:space="preserve"> PAGEREF _Toc241231116 \h </w:instrText>
             </w:r>
             <w:r>
               <w:rPr>
@@ -1213,14 +1174,11 @@
               <w:rFonts w:asciiTheme="minorHAnsi" w:hAnsiTheme="minorHAnsi"/>
               <w:noProof/>
               <w:color w:val="auto"/>
-              <w:kern w:val="2"/>
-              <w:sz w:val="24"/>
-              <w:szCs w:val="24"/>
+              <w:sz w:val="22"/>
               <w:lang w:val="hu-HU" w:eastAsia="hu-HU"/>
-              <w14:ligatures w14:val="standardContextual"/>
             </w:rPr>
           </w:pPr>
-          <w:hyperlink w:anchor="_Toc241173635" w:history="1">
+          <w:hyperlink w:anchor="_Toc241231117" w:history="1">
             <w:r>
               <w:rPr>
                 <w:rStyle w:val="Hiperhivatkozs"/>
@@ -1247,7 +1205,7 @@
                 <w:noProof/>
                 <w:webHidden/>
               </w:rPr>
-              <w:instrText xml:space="preserve"> PAGEREF _Toc241173635 \h </w:instrText>
+              <w:instrText xml:space="preserve"> PAGEREF _Toc241231117 \h </w:instrText>
             </w:r>
             <w:r>
               <w:rPr>
@@ -1288,14 +1246,11 @@
               <w:rFonts w:asciiTheme="minorHAnsi" w:hAnsiTheme="minorHAnsi"/>
               <w:noProof/>
               <w:color w:val="auto"/>
-              <w:kern w:val="2"/>
-              <w:sz w:val="24"/>
-              <w:szCs w:val="24"/>
+              <w:sz w:val="22"/>
               <w:lang w:val="hu-HU" w:eastAsia="hu-HU"/>
-              <w14:ligatures w14:val="standardContextual"/>
             </w:rPr>
           </w:pPr>
-          <w:hyperlink w:anchor="_Toc241173636" w:history="1">
+          <w:hyperlink w:anchor="_Toc241231118" w:history="1">
             <w:r>
               <w:rPr>
                 <w:rStyle w:val="Hiperhivatkozs"/>
@@ -1322,7 +1277,7 @@
                 <w:noProof/>
                 <w:webHidden/>
               </w:rPr>
-              <w:instrText xml:space="preserve"> PAGEREF _Toc241173636 \h </w:instrText>
+              <w:instrText xml:space="preserve"> PAGEREF _Toc241231118 \h </w:instrText>
             </w:r>
             <w:r>
               <w:rPr>
@@ -1363,14 +1318,11 @@
               <w:rFonts w:asciiTheme="minorHAnsi" w:hAnsiTheme="minorHAnsi"/>
               <w:noProof/>
               <w:color w:val="auto"/>
-              <w:kern w:val="2"/>
-              <w:sz w:val="24"/>
-              <w:szCs w:val="24"/>
+              <w:sz w:val="22"/>
               <w:lang w:val="hu-HU" w:eastAsia="hu-HU"/>
-              <w14:ligatures w14:val="standardContextual"/>
             </w:rPr>
           </w:pPr>
-          <w:hyperlink w:anchor="_Toc241173637" w:history="1">
+          <w:hyperlink w:anchor="_Toc241231119" w:history="1">
             <w:r>
               <w:rPr>
                 <w:rStyle w:val="Hiperhivatkozs"/>
@@ -1397,7 +1349,7 @@
                 <w:noProof/>
                 <w:webHidden/>
               </w:rPr>
-              <w:instrText xml:space="preserve"> PAGEREF _Toc241173637 \h </w:instrText>
+              <w:instrText xml:space="preserve"> PAGEREF _Toc241231119 \h </w:instrText>
             </w:r>
             <w:r>
               <w:rPr>
@@ -1438,14 +1390,11 @@
               <w:rFonts w:asciiTheme="minorHAnsi" w:hAnsiTheme="minorHAnsi"/>
               <w:noProof/>
               <w:color w:val="auto"/>
-              <w:kern w:val="2"/>
-              <w:sz w:val="24"/>
-              <w:szCs w:val="24"/>
+              <w:sz w:val="22"/>
               <w:lang w:val="hu-HU" w:eastAsia="hu-HU"/>
-              <w14:ligatures w14:val="standardContextual"/>
             </w:rPr>
           </w:pPr>
-          <w:hyperlink w:anchor="_Toc241173638" w:history="1">
+          <w:hyperlink w:anchor="_Toc241231120" w:history="1">
             <w:r>
               <w:rPr>
                 <w:rStyle w:val="Hiperhivatkozs"/>
@@ -1472,7 +1421,7 @@
                 <w:noProof/>
                 <w:webHidden/>
               </w:rPr>
-              <w:instrText xml:space="preserve"> PAGEREF _Toc241173638 \h </w:instrText>
+              <w:instrText xml:space="preserve"> PAGEREF _Toc241231120 \h </w:instrText>
             </w:r>
             <w:r>
               <w:rPr>
@@ -1513,14 +1462,11 @@
               <w:rFonts w:asciiTheme="minorHAnsi" w:hAnsiTheme="minorHAnsi"/>
               <w:noProof/>
               <w:color w:val="auto"/>
-              <w:kern w:val="2"/>
-              <w:sz w:val="24"/>
-              <w:szCs w:val="24"/>
+              <w:sz w:val="22"/>
               <w:lang w:val="hu-HU" w:eastAsia="hu-HU"/>
-              <w14:ligatures w14:val="standardContextual"/>
             </w:rPr>
           </w:pPr>
-          <w:hyperlink w:anchor="_Toc241173639" w:history="1">
+          <w:hyperlink w:anchor="_Toc241231121" w:history="1">
             <w:r>
               <w:rPr>
                 <w:rStyle w:val="Hiperhivatkozs"/>
@@ -1547,7 +1493,7 @@
                 <w:noProof/>
                 <w:webHidden/>
               </w:rPr>
-              <w:instrText xml:space="preserve"> PAGEREF _Toc241173639 \h </w:instrText>
+              <w:instrText xml:space="preserve"> PAGEREF _Toc241231121 \h </w:instrText>
             </w:r>
             <w:r>
               <w:rPr>
@@ -1588,14 +1534,11 @@
               <w:rFonts w:asciiTheme="minorHAnsi" w:hAnsiTheme="minorHAnsi"/>
               <w:noProof/>
               <w:color w:val="auto"/>
-              <w:kern w:val="2"/>
-              <w:sz w:val="24"/>
-              <w:szCs w:val="24"/>
+              <w:sz w:val="22"/>
               <w:lang w:val="hu-HU" w:eastAsia="hu-HU"/>
-              <w14:ligatures w14:val="standardContextual"/>
             </w:rPr>
           </w:pPr>
-          <w:hyperlink w:anchor="_Toc241173640" w:history="1">
+          <w:hyperlink w:anchor="_Toc241231122" w:history="1">
             <w:r>
               <w:rPr>
                 <w:rStyle w:val="Hiperhivatkozs"/>
@@ -1622,7 +1565,7 @@
                 <w:noProof/>
                 <w:webHidden/>
               </w:rPr>
-              <w:instrText xml:space="preserve"> PAGEREF _Toc241173640 \h </w:instrText>
+              <w:instrText xml:space="preserve"> PAGEREF _Toc241231122 \h </w:instrText>
             </w:r>
             <w:r>
               <w:rPr>
@@ -1663,14 +1606,11 @@
               <w:rFonts w:asciiTheme="minorHAnsi" w:hAnsiTheme="minorHAnsi"/>
               <w:noProof/>
               <w:color w:val="auto"/>
-              <w:kern w:val="2"/>
-              <w:sz w:val="24"/>
-              <w:szCs w:val="24"/>
+              <w:sz w:val="22"/>
               <w:lang w:val="hu-HU" w:eastAsia="hu-HU"/>
-              <w14:ligatures w14:val="standardContextual"/>
             </w:rPr>
           </w:pPr>
-          <w:hyperlink w:anchor="_Toc241173641" w:history="1">
+          <w:hyperlink w:anchor="_Toc241231123" w:history="1">
             <w:r>
               <w:rPr>
                 <w:rStyle w:val="Hiperhivatkozs"/>
@@ -1697,7 +1637,7 @@
                 <w:noProof/>
                 <w:webHidden/>
               </w:rPr>
-              <w:instrText xml:space="preserve"> PAGEREF _Toc241173641 \h </w:instrText>
+              <w:instrText xml:space="preserve"> PAGEREF _Toc241231123 \h </w:instrText>
             </w:r>
             <w:r>
               <w:rPr>
@@ -1738,14 +1678,11 @@
               <w:rFonts w:asciiTheme="minorHAnsi" w:hAnsiTheme="minorHAnsi"/>
               <w:noProof/>
               <w:color w:val="auto"/>
-              <w:kern w:val="2"/>
-              <w:sz w:val="24"/>
-              <w:szCs w:val="24"/>
+              <w:sz w:val="22"/>
               <w:lang w:val="hu-HU" w:eastAsia="hu-HU"/>
-              <w14:ligatures w14:val="standardContextual"/>
             </w:rPr>
           </w:pPr>
-          <w:hyperlink w:anchor="_Toc241173642" w:history="1">
+          <w:hyperlink w:anchor="_Toc241231124" w:history="1">
             <w:r>
               <w:rPr>
                 <w:rStyle w:val="Hiperhivatkozs"/>
@@ -1772,7 +1709,7 @@
                 <w:noProof/>
                 <w:webHidden/>
               </w:rPr>
-              <w:instrText xml:space="preserve"> PAGEREF _Toc241173642 \h </w:instrText>
+              <w:instrText xml:space="preserve"> PAGEREF _Toc241231124 \h </w:instrText>
             </w:r>
             <w:r>
               <w:rPr>
@@ -1813,14 +1750,11 @@
               <w:rFonts w:asciiTheme="minorHAnsi" w:hAnsiTheme="minorHAnsi"/>
               <w:noProof/>
               <w:color w:val="auto"/>
-              <w:kern w:val="2"/>
-              <w:sz w:val="24"/>
-              <w:szCs w:val="24"/>
+              <w:sz w:val="22"/>
               <w:lang w:val="hu-HU" w:eastAsia="hu-HU"/>
-              <w14:ligatures w14:val="standardContextual"/>
             </w:rPr>
           </w:pPr>
-          <w:hyperlink w:anchor="_Toc241173643" w:history="1">
+          <w:hyperlink w:anchor="_Toc241231125" w:history="1">
             <w:r>
               <w:rPr>
                 <w:rStyle w:val="Hiperhivatkozs"/>
@@ -1847,7 +1781,7 @@
                 <w:noProof/>
                 <w:webHidden/>
               </w:rPr>
-              <w:instrText xml:space="preserve"> PAGEREF _Toc241173643 \h </w:instrText>
+              <w:instrText xml:space="preserve"> PAGEREF _Toc241231125 \h </w:instrText>
             </w:r>
             <w:r>
               <w:rPr>
@@ -1888,14 +1822,11 @@
               <w:rFonts w:asciiTheme="minorHAnsi" w:hAnsiTheme="minorHAnsi"/>
               <w:noProof/>
               <w:color w:val="auto"/>
-              <w:kern w:val="2"/>
-              <w:sz w:val="24"/>
-              <w:szCs w:val="24"/>
+              <w:sz w:val="22"/>
               <w:lang w:val="hu-HU" w:eastAsia="hu-HU"/>
-              <w14:ligatures w14:val="standardContextual"/>
             </w:rPr>
           </w:pPr>
-          <w:hyperlink w:anchor="_Toc241173644" w:history="1">
+          <w:hyperlink w:anchor="_Toc241231126" w:history="1">
             <w:r>
               <w:rPr>
                 <w:rStyle w:val="Hiperhivatkozs"/>
@@ -1922,7 +1853,7 @@
                 <w:noProof/>
                 <w:webHidden/>
               </w:rPr>
-              <w:instrText xml:space="preserve"> PAGEREF _Toc241173644 \h </w:instrText>
+              <w:instrText xml:space="preserve"> PAGEREF _Toc241231126 \h </w:instrText>
             </w:r>
             <w:r>
               <w:rPr>
@@ -1943,6 +1874,78 @@
                 <w:webHidden/>
               </w:rPr>
               <w:t>8</w:t>
+            </w:r>
+            <w:r>
+              <w:rPr>
+                <w:noProof/>
+                <w:webHidden/>
+              </w:rPr>
+              <w:fldChar w:fldCharType="end"/>
+            </w:r>
+          </w:hyperlink>
+        </w:p>
+        <w:p>
+          <w:pPr>
+            <w:pStyle w:val="TJ2"/>
+            <w:tabs>
+              <w:tab w:val="right" w:leader="dot" w:pos="9782"/>
+            </w:tabs>
+            <w:rPr>
+              <w:rFonts w:asciiTheme="minorHAnsi" w:hAnsiTheme="minorHAnsi"/>
+              <w:noProof/>
+              <w:color w:val="auto"/>
+              <w:sz w:val="22"/>
+              <w:lang w:val="hu-HU" w:eastAsia="hu-HU"/>
+            </w:rPr>
+          </w:pPr>
+          <w:hyperlink w:anchor="_Toc241231127" w:history="1">
+            <w:r>
+              <w:rPr>
+                <w:rStyle w:val="Hiperhivatkozs"/>
+                <w:noProof/>
+              </w:rPr>
+              <w:t>10.1. Szerver és üzemeltetési környezet</w:t>
+            </w:r>
+            <w:r>
+              <w:rPr>
+                <w:noProof/>
+                <w:webHidden/>
+              </w:rPr>
+              <w:tab/>
+            </w:r>
+            <w:r>
+              <w:rPr>
+                <w:noProof/>
+                <w:webHidden/>
+              </w:rPr>
+              <w:fldChar w:fldCharType="begin"/>
+            </w:r>
+            <w:r>
+              <w:rPr>
+                <w:noProof/>
+                <w:webHidden/>
+              </w:rPr>
+              <w:instrText xml:space="preserve"> PAGEREF _Toc241231127 \h </w:instrText>
+            </w:r>
+            <w:r>
+              <w:rPr>
+                <w:noProof/>
+                <w:webHidden/>
+              </w:rPr>
+            </w:r>
+            <w:r>
+              <w:rPr>
+                <w:noProof/>
+                <w:webHidden/>
+              </w:rPr>
+              <w:fldChar w:fldCharType="separate"/>
+            </w:r>
+            <w:r>
+              <w:rPr>
+                <w:noProof/>
+                <w:webHidden/>
+              </w:rPr>
+              <w:t>9</w:t>
             </w:r>
             <w:r>
               <w:rPr>
@@ -1963,14 +1966,11 @@
               <w:rFonts w:asciiTheme="minorHAnsi" w:hAnsiTheme="minorHAnsi"/>
               <w:noProof/>
               <w:color w:val="auto"/>
-              <w:kern w:val="2"/>
-              <w:sz w:val="24"/>
-              <w:szCs w:val="24"/>
+              <w:sz w:val="22"/>
               <w:lang w:val="hu-HU" w:eastAsia="hu-HU"/>
-              <w14:ligatures w14:val="standardContextual"/>
             </w:rPr>
           </w:pPr>
-          <w:hyperlink w:anchor="_Toc241173645" w:history="1">
+          <w:hyperlink w:anchor="_Toc241231128" w:history="1">
             <w:r>
               <w:rPr>
                 <w:rStyle w:val="Hiperhivatkozs"/>
@@ -1997,7 +1997,7 @@
                 <w:noProof/>
                 <w:webHidden/>
               </w:rPr>
-              <w:instrText xml:space="preserve"> PAGEREF _Toc241173645 \h </w:instrText>
+              <w:instrText xml:space="preserve"> PAGEREF _Toc241231128 \h </w:instrText>
             </w:r>
             <w:r>
               <w:rPr>
@@ -2017,7 +2017,7 @@
                 <w:noProof/>
                 <w:webHidden/>
               </w:rPr>
-              <w:t>9</w:t>
+              <w:t>10</w:t>
             </w:r>
             <w:r>
               <w:rPr>
@@ -2038,14 +2038,11 @@
               <w:rFonts w:asciiTheme="minorHAnsi" w:hAnsiTheme="minorHAnsi"/>
               <w:noProof/>
               <w:color w:val="auto"/>
-              <w:kern w:val="2"/>
-              <w:sz w:val="24"/>
-              <w:szCs w:val="24"/>
+              <w:sz w:val="22"/>
               <w:lang w:val="hu-HU" w:eastAsia="hu-HU"/>
-              <w14:ligatures w14:val="standardContextual"/>
             </w:rPr>
           </w:pPr>
-          <w:hyperlink w:anchor="_Toc241173646" w:history="1">
+          <w:hyperlink w:anchor="_Toc241231129" w:history="1">
             <w:r>
               <w:rPr>
                 <w:rStyle w:val="Hiperhivatkozs"/>
@@ -2072,7 +2069,7 @@
                 <w:noProof/>
                 <w:webHidden/>
               </w:rPr>
-              <w:instrText xml:space="preserve"> PAGEREF _Toc241173646 \h </w:instrText>
+              <w:instrText xml:space="preserve"> PAGEREF _Toc241231129 \h </w:instrText>
             </w:r>
             <w:r>
               <w:rPr>
@@ -2092,7 +2089,7 @@
                 <w:noProof/>
                 <w:webHidden/>
               </w:rPr>
-              <w:t>9</w:t>
+              <w:t>10</w:t>
             </w:r>
             <w:r>
               <w:rPr>
@@ -2113,14 +2110,11 @@
               <w:rFonts w:asciiTheme="minorHAnsi" w:hAnsiTheme="minorHAnsi"/>
               <w:noProof/>
               <w:color w:val="auto"/>
-              <w:kern w:val="2"/>
-              <w:sz w:val="24"/>
-              <w:szCs w:val="24"/>
+              <w:sz w:val="22"/>
               <w:lang w:val="hu-HU" w:eastAsia="hu-HU"/>
-              <w14:ligatures w14:val="standardContextual"/>
             </w:rPr>
           </w:pPr>
-          <w:hyperlink w:anchor="_Toc241173647" w:history="1">
+          <w:hyperlink w:anchor="_Toc241231130" w:history="1">
             <w:r>
               <w:rPr>
                 <w:rStyle w:val="Hiperhivatkozs"/>
@@ -2147,7 +2141,7 @@
                 <w:noProof/>
                 <w:webHidden/>
               </w:rPr>
-              <w:instrText xml:space="preserve"> PAGEREF _Toc241173647 \h </w:instrText>
+              <w:instrText xml:space="preserve"> PAGEREF _Toc241231130 \h </w:instrText>
             </w:r>
             <w:r>
               <w:rPr>
@@ -2167,7 +2161,7 @@
                 <w:noProof/>
                 <w:webHidden/>
               </w:rPr>
-              <w:t>10</w:t>
+              <w:t>11</w:t>
             </w:r>
             <w:r>
               <w:rPr>
@@ -2188,14 +2182,11 @@
               <w:rFonts w:asciiTheme="minorHAnsi" w:hAnsiTheme="minorHAnsi"/>
               <w:noProof/>
               <w:color w:val="auto"/>
-              <w:kern w:val="2"/>
-              <w:sz w:val="24"/>
-              <w:szCs w:val="24"/>
+              <w:sz w:val="22"/>
               <w:lang w:val="hu-HU" w:eastAsia="hu-HU"/>
-              <w14:ligatures w14:val="standardContextual"/>
             </w:rPr>
           </w:pPr>
-          <w:hyperlink w:anchor="_Toc241173648" w:history="1">
+          <w:hyperlink w:anchor="_Toc241231131" w:history="1">
             <w:r>
               <w:rPr>
                 <w:rStyle w:val="Hiperhivatkozs"/>
@@ -2222,7 +2213,7 @@
                 <w:noProof/>
                 <w:webHidden/>
               </w:rPr>
-              <w:instrText xml:space="preserve"> PAGEREF _Toc241173648 \h </w:instrText>
+              <w:instrText xml:space="preserve"> PAGEREF _Toc241231131 \h </w:instrText>
             </w:r>
             <w:r>
               <w:rPr>
@@ -2242,7 +2233,7 @@
                 <w:noProof/>
                 <w:webHidden/>
               </w:rPr>
-              <w:t>10</w:t>
+              <w:t>11</w:t>
             </w:r>
             <w:r>
               <w:rPr>
@@ -2263,14 +2254,11 @@
               <w:rFonts w:asciiTheme="minorHAnsi" w:hAnsiTheme="minorHAnsi"/>
               <w:noProof/>
               <w:color w:val="auto"/>
-              <w:kern w:val="2"/>
-              <w:sz w:val="24"/>
-              <w:szCs w:val="24"/>
+              <w:sz w:val="22"/>
               <w:lang w:val="hu-HU" w:eastAsia="hu-HU"/>
-              <w14:ligatures w14:val="standardContextual"/>
             </w:rPr>
           </w:pPr>
-          <w:hyperlink w:anchor="_Toc241173649" w:history="1">
+          <w:hyperlink w:anchor="_Toc241231132" w:history="1">
             <w:r>
               <w:rPr>
                 <w:rStyle w:val="Hiperhivatkozs"/>
@@ -2297,7 +2285,7 @@
                 <w:noProof/>
                 <w:webHidden/>
               </w:rPr>
-              <w:instrText xml:space="preserve"> PAGEREF _Toc241173649 \h </w:instrText>
+              <w:instrText xml:space="preserve"> PAGEREF _Toc241231132 \h </w:instrText>
             </w:r>
             <w:r>
               <w:rPr>
@@ -2317,7 +2305,7 @@
                 <w:noProof/>
                 <w:webHidden/>
               </w:rPr>
-              <w:t>11</w:t>
+              <w:t>12</w:t>
             </w:r>
             <w:r>
               <w:rPr>
@@ -2338,14 +2326,11 @@
               <w:rFonts w:asciiTheme="minorHAnsi" w:hAnsiTheme="minorHAnsi"/>
               <w:noProof/>
               <w:color w:val="auto"/>
-              <w:kern w:val="2"/>
-              <w:sz w:val="24"/>
-              <w:szCs w:val="24"/>
+              <w:sz w:val="22"/>
               <w:lang w:val="hu-HU" w:eastAsia="hu-HU"/>
-              <w14:ligatures w14:val="standardContextual"/>
             </w:rPr>
           </w:pPr>
-          <w:hyperlink w:anchor="_Toc241173650" w:history="1">
+          <w:hyperlink w:anchor="_Toc241231133" w:history="1">
             <w:r>
               <w:rPr>
                 <w:rStyle w:val="Hiperhivatkozs"/>
@@ -2372,7 +2357,7 @@
                 <w:noProof/>
                 <w:webHidden/>
               </w:rPr>
-              <w:instrText xml:space="preserve"> PAGEREF _Toc241173650 \h </w:instrText>
+              <w:instrText xml:space="preserve"> PAGEREF _Toc241231133 \h </w:instrText>
             </w:r>
             <w:r>
               <w:rPr>
@@ -2392,7 +2377,7 @@
                 <w:noProof/>
                 <w:webHidden/>
               </w:rPr>
-              <w:t>11</w:t>
+              <w:t>12</w:t>
             </w:r>
             <w:r>
               <w:rPr>
@@ -2425,7 +2410,7 @@
       <w:pPr>
         <w:pStyle w:val="Cmsor1"/>
       </w:pPr>
-      <w:bookmarkStart w:id="0" w:name="_Toc241173622"/>
+      <w:bookmarkStart w:id="0" w:name="_Toc241231104"/>
       <w:r>
         <w:t>1. Feladatkiosztás</w:t>
       </w:r>
@@ -2622,6 +2607,11 @@
             <w:vAlign w:val="center"/>
           </w:tcPr>
           <w:p>
+            <w:pPr>
+              <w:rPr>
+                <w:lang w:val="hu-HU"/>
+              </w:rPr>
+            </w:pPr>
             <w:r>
               <w:rPr>
                 <w:sz w:val="18"/>
@@ -2732,7 +2722,7 @@
       <w:pPr>
         <w:pStyle w:val="Cmsor1"/>
       </w:pPr>
-      <w:bookmarkStart w:id="1" w:name="_Toc241173623"/>
+      <w:bookmarkStart w:id="1" w:name="_Toc241231105"/>
       <w:r>
         <w:t>2. Bevezetés</w:t>
       </w:r>
@@ -2806,7 +2796,7 @@
       <w:pPr>
         <w:pStyle w:val="Cmsor1"/>
       </w:pPr>
-      <w:bookmarkStart w:id="2" w:name="_Toc241173624"/>
+      <w:bookmarkStart w:id="2" w:name="_Toc241231106"/>
       <w:r>
         <w:t>3. A projekt célja és hatóköre</w:t>
       </w:r>
@@ -2816,7 +2806,7 @@
       <w:pPr>
         <w:pStyle w:val="Cmsor2"/>
       </w:pPr>
-      <w:bookmarkStart w:id="3" w:name="_Toc241173625"/>
+      <w:bookmarkStart w:id="3" w:name="_Toc241231107"/>
       <w:r>
         <w:t>3.1. Fő célok</w:t>
       </w:r>
@@ -2866,7 +2856,7 @@
       <w:pPr>
         <w:pStyle w:val="Cmsor1"/>
       </w:pPr>
-      <w:bookmarkStart w:id="4" w:name="_Toc241173626"/>
+      <w:bookmarkStart w:id="4" w:name="_Toc241231108"/>
       <w:r>
         <w:lastRenderedPageBreak/>
         <w:t>4. Célcsoport és felhasználói szerepkörök</w:t>
@@ -3169,7 +3159,7 @@
       <w:pPr>
         <w:pStyle w:val="Cmsor2"/>
       </w:pPr>
-      <w:bookmarkStart w:id="5" w:name="_Toc241173627"/>
+      <w:bookmarkStart w:id="5" w:name="_Toc241231109"/>
       <w:r>
         <w:t>4.1</w:t>
       </w:r>
@@ -3252,7 +3242,7 @@
       <w:pPr>
         <w:pStyle w:val="Cmsor1"/>
       </w:pPr>
-      <w:bookmarkStart w:id="6" w:name="_Toc241173628"/>
+      <w:bookmarkStart w:id="6" w:name="_Toc241231110"/>
       <w:r>
         <w:t>5. Funkcionális követelmények</w:t>
       </w:r>
@@ -3262,7 +3252,7 @@
       <w:pPr>
         <w:pStyle w:val="Cmsor2"/>
       </w:pPr>
-      <w:bookmarkStart w:id="7" w:name="_Toc241173629"/>
+      <w:bookmarkStart w:id="7" w:name="_Toc241231111"/>
       <w:r>
         <w:t>5.1. Regisztráció, bejelentkezés és profil</w:t>
       </w:r>
@@ -3582,7 +3572,7 @@
       <w:pPr>
         <w:pStyle w:val="Cmsor2"/>
       </w:pPr>
-      <w:bookmarkStart w:id="8" w:name="_Toc241173630"/>
+      <w:bookmarkStart w:id="8" w:name="_Toc241231112"/>
       <w:r>
         <w:t>5.2. Otthoni alapanyagok kezelése</w:t>
       </w:r>
@@ -3907,7 +3897,7 @@
       <w:pPr>
         <w:pStyle w:val="Cmsor2"/>
       </w:pPr>
-      <w:bookmarkStart w:id="9" w:name="_Toc241173631"/>
+      <w:bookmarkStart w:id="9" w:name="_Toc241231113"/>
       <w:r>
         <w:t>5.3. Alapanyagok felismerése fotóról</w:t>
       </w:r>
@@ -3982,7 +3972,7 @@
       <w:pPr>
         <w:pStyle w:val="Cmsor2"/>
       </w:pPr>
-      <w:bookmarkStart w:id="10" w:name="_Toc241173632"/>
+      <w:bookmarkStart w:id="10" w:name="_Toc241231114"/>
       <w:r>
         <w:t>5.4. Üzlet kiválasztása és bevásárlási támogatás</w:t>
       </w:r>
@@ -4363,7 +4353,7 @@
       <w:pPr>
         <w:pStyle w:val="Cmsor2"/>
       </w:pPr>
-      <w:bookmarkStart w:id="11" w:name="_Toc241173633"/>
+      <w:bookmarkStart w:id="11" w:name="_Toc241231115"/>
       <w:r>
         <w:t>5.5. Ízlés, étrend és allergiák</w:t>
       </w:r>
@@ -4734,7 +4724,7 @@
       <w:pPr>
         <w:pStyle w:val="Cmsor2"/>
       </w:pPr>
-      <w:bookmarkStart w:id="12" w:name="_Toc241173634"/>
+      <w:bookmarkStart w:id="12" w:name="_Toc241231116"/>
       <w:r>
         <w:t>5.</w:t>
       </w:r>
@@ -5055,7 +5045,7 @@
       <w:pPr>
         <w:pStyle w:val="Cmsor2"/>
       </w:pPr>
-      <w:bookmarkStart w:id="13" w:name="_Toc241173635"/>
+      <w:bookmarkStart w:id="13" w:name="_Toc241231117"/>
       <w:r>
         <w:t>5.10. Recept részletei és mentések</w:t>
       </w:r>
@@ -5125,7 +5115,7 @@
       <w:pPr>
         <w:pStyle w:val="Cmsor1"/>
       </w:pPr>
-      <w:bookmarkStart w:id="14" w:name="_Toc241173636"/>
+      <w:bookmarkStart w:id="14" w:name="_Toc241231118"/>
       <w:r>
         <w:t>6. Kompatibilitás</w:t>
       </w:r>
@@ -5260,22 +5250,33 @@
             <w:tcW w:w="6804" w:type="dxa"/>
           </w:tcPr>
           <w:p>
-            <w:r>
-              <w:t xml:space="preserve">iOS </w:t>
-            </w:r>
-            <w:r>
-              <w:t>és Android legfrissebb verziója</w:t>
+            <w:pPr>
+              <w:rPr>
+                <w:lang w:val="de-DE"/>
+              </w:rPr>
+            </w:pPr>
+            <w:r>
+              <w:rPr>
+                <w:lang w:val="de-DE"/>
+              </w:rPr>
+              <w:t>iOS és Android legfrissebb verziója</w:t>
             </w:r>
           </w:p>
         </w:tc>
       </w:tr>
     </w:tbl>
-    <w:p/>
     <w:p>
       <w:pPr>
+        <w:rPr>
+          <w:lang w:val="de-DE"/>
+        </w:rPr>
+      </w:pPr>
+    </w:p>
+    <w:p>
+      <w:pPr>
         <w:pStyle w:val="Cmsor1"/>
       </w:pPr>
-      <w:bookmarkStart w:id="15" w:name="_Toc241173637"/>
+      <w:bookmarkStart w:id="15" w:name="_Toc241231119"/>
       <w:r>
         <w:lastRenderedPageBreak/>
         <w:t>7</w:t>
@@ -5289,7 +5290,7 @@
       <w:pPr>
         <w:pStyle w:val="Cmsor2"/>
       </w:pPr>
-      <w:bookmarkStart w:id="16" w:name="_Toc241173638"/>
+      <w:bookmarkStart w:id="16" w:name="_Toc241231120"/>
       <w:r>
         <w:t>7</w:t>
       </w:r>
@@ -5374,7 +5375,7 @@
       <w:pPr>
         <w:pStyle w:val="Cmsor2"/>
       </w:pPr>
-      <w:bookmarkStart w:id="17" w:name="_Toc241173639"/>
+      <w:bookmarkStart w:id="17" w:name="_Toc241231121"/>
       <w:r>
         <w:t>7.2 Gyors ebédkeresés</w:t>
       </w:r>
@@ -5444,7 +5445,7 @@
       <w:pPr>
         <w:pStyle w:val="Cmsor2"/>
       </w:pPr>
-      <w:bookmarkStart w:id="18" w:name="_Toc241173640"/>
+      <w:bookmarkStart w:id="18" w:name="_Toc241231122"/>
       <w:r>
         <w:t>7.3. Általános recept keresés</w:t>
       </w:r>
@@ -5520,7 +5521,7 @@
       <w:pPr>
         <w:pStyle w:val="Cmsor1"/>
       </w:pPr>
-      <w:bookmarkStart w:id="19" w:name="_Toc241173641"/>
+      <w:bookmarkStart w:id="19" w:name="_Toc241231123"/>
       <w:r>
         <w:t>8</w:t>
       </w:r>
@@ -5880,7 +5881,7 @@
       <w:pPr>
         <w:pStyle w:val="Cmsor1"/>
       </w:pPr>
-      <w:bookmarkStart w:id="20" w:name="_Toc241173642"/>
+      <w:bookmarkStart w:id="20" w:name="_Toc241231124"/>
       <w:r>
         <w:t>9</w:t>
       </w:r>
@@ -6307,7 +6308,7 @@
       <w:pPr>
         <w:pStyle w:val="Cmsor2"/>
       </w:pPr>
-      <w:bookmarkStart w:id="21" w:name="_Toc241173643"/>
+      <w:bookmarkStart w:id="21" w:name="_Toc241231125"/>
       <w:r>
         <w:t>9</w:t>
       </w:r>
@@ -6354,7 +6355,7 @@
       <w:pPr>
         <w:pStyle w:val="Cmsor1"/>
       </w:pPr>
-      <w:bookmarkStart w:id="22" w:name="_Toc241173644"/>
+      <w:bookmarkStart w:id="22" w:name="_Toc241231126"/>
       <w:r>
         <w:t>10</w:t>
       </w:r>
@@ -6661,6 +6662,149 @@
         <w:tc>
           <w:tcPr>
             <w:tcW w:w="1800" w:type="dxa"/>
+            <w:shd w:val="clear" w:color="auto" w:fill="FFFFFF" w:themeFill="background1"/>
+            <w:tcMar>
+              <w:top w:w="100" w:type="dxa"/>
+              <w:left w:w="120" w:type="dxa"/>
+              <w:bottom w:w="100" w:type="dxa"/>
+              <w:right w:w="120" w:type="dxa"/>
+            </w:tcMar>
+            <w:vAlign w:val="center"/>
+          </w:tcPr>
+          <w:p>
+            <w:r>
+              <w:rPr>
+                <w:sz w:val="18"/>
+              </w:rPr>
+              <w:lastRenderedPageBreak/>
+              <w:t>Ada</w:t>
+            </w:r>
+            <w:r>
+              <w:rPr>
+                <w:sz w:val="18"/>
+              </w:rPr>
+              <w:t>0</w:t>
+            </w:r>
+            <w:r>
+              <w:rPr>
+                <w:sz w:val="18"/>
+              </w:rPr>
+              <w:t>tbázis</w:t>
+            </w:r>
+          </w:p>
+        </w:tc>
+        <w:tc>
+          <w:tcPr>
+            <w:tcW w:w="3900" w:type="dxa"/>
+            <w:shd w:val="clear" w:color="auto" w:fill="FFFFFF" w:themeFill="background1"/>
+            <w:tcMar>
+              <w:top w:w="100" w:type="dxa"/>
+              <w:left w:w="120" w:type="dxa"/>
+              <w:bottom w:w="100" w:type="dxa"/>
+              <w:right w:w="120" w:type="dxa"/>
+            </w:tcMar>
+            <w:vAlign w:val="center"/>
+          </w:tcPr>
+          <w:p>
+            <w:r>
+              <w:rPr>
+                <w:sz w:val="18"/>
+              </w:rPr>
+              <w:t>Felhasználók, receptek, alapanyagok és visszajelzések</w:t>
+            </w:r>
+          </w:p>
+        </w:tc>
+        <w:tc>
+          <w:tcPr>
+            <w:tcW w:w="3660" w:type="dxa"/>
+            <w:shd w:val="clear" w:color="auto" w:fill="FFFFFF" w:themeFill="background1"/>
+            <w:tcMar>
+              <w:top w:w="100" w:type="dxa"/>
+              <w:left w:w="120" w:type="dxa"/>
+              <w:bottom w:w="100" w:type="dxa"/>
+              <w:right w:w="120" w:type="dxa"/>
+            </w:tcMar>
+            <w:vAlign w:val="center"/>
+          </w:tcPr>
+          <w:p>
+            <w:r>
+              <w:t>Prisma Postgres (felhőben kezelt PostgreSQL), Prisma ORM az adatbázis eléréséhez</w:t>
+            </w:r>
+          </w:p>
+        </w:tc>
+      </w:tr>
+      <w:tr>
+        <w:trPr>
+          <w:cantSplit/>
+        </w:trPr>
+        <w:tc>
+          <w:tcPr>
+            <w:tcW w:w="1800" w:type="dxa"/>
+            <w:tcMar>
+              <w:top w:w="100" w:type="dxa"/>
+              <w:left w:w="120" w:type="dxa"/>
+              <w:bottom w:w="100" w:type="dxa"/>
+              <w:right w:w="120" w:type="dxa"/>
+            </w:tcMar>
+            <w:vAlign w:val="center"/>
+          </w:tcPr>
+          <w:p>
+            <w:r>
+              <w:rPr>
+                <w:sz w:val="18"/>
+              </w:rPr>
+              <w:t>Képfelismerés</w:t>
+            </w:r>
+          </w:p>
+        </w:tc>
+        <w:tc>
+          <w:tcPr>
+            <w:tcW w:w="3900" w:type="dxa"/>
+            <w:tcMar>
+              <w:top w:w="100" w:type="dxa"/>
+              <w:left w:w="120" w:type="dxa"/>
+              <w:bottom w:w="100" w:type="dxa"/>
+              <w:right w:w="120" w:type="dxa"/>
+            </w:tcMar>
+            <w:vAlign w:val="center"/>
+          </w:tcPr>
+          <w:p>
+            <w:r>
+              <w:rPr>
+                <w:sz w:val="18"/>
+              </w:rPr>
+              <w:t>Képből alapanyag-javaslatok</w:t>
+            </w:r>
+          </w:p>
+        </w:tc>
+        <w:tc>
+          <w:tcPr>
+            <w:tcW w:w="3660" w:type="dxa"/>
+            <w:tcMar>
+              <w:top w:w="100" w:type="dxa"/>
+              <w:left w:w="120" w:type="dxa"/>
+              <w:bottom w:w="100" w:type="dxa"/>
+              <w:right w:w="120" w:type="dxa"/>
+            </w:tcMar>
+            <w:vAlign w:val="center"/>
+          </w:tcPr>
+          <w:p>
+            <w:r>
+              <w:rPr>
+                <w:sz w:val="18"/>
+              </w:rPr>
+              <w:t>Külső vision API vagy saját modell</w:t>
+            </w:r>
+          </w:p>
+        </w:tc>
+      </w:tr>
+      <w:tr>
+        <w:trPr>
+          <w:cantSplit/>
+        </w:trPr>
+        <w:tc>
+          <w:tcPr>
+            <w:tcW w:w="1800" w:type="dxa"/>
             <w:shd w:val="clear" w:color="auto" w:fill="F4F7F8"/>
             <w:tcMar>
               <w:top w:w="100" w:type="dxa"/>
@@ -6675,7 +6819,7 @@
               <w:rPr>
                 <w:sz w:val="18"/>
               </w:rPr>
-              <w:t>Adatbázis</w:t>
+              <w:t>Fájltárolás</w:t>
             </w:r>
           </w:p>
         </w:tc>
@@ -6696,7 +6840,7 @@
               <w:rPr>
                 <w:sz w:val="18"/>
               </w:rPr>
-              <w:t>Felhasználók, receptek, alapanyagok és visszajelzések</w:t>
+              <w:t>Recept- és felhasználói képek</w:t>
             </w:r>
           </w:p>
         </w:tc>
@@ -6717,13 +6861,73 @@
               <w:rPr>
                 <w:sz w:val="18"/>
               </w:rPr>
-              <w:t xml:space="preserve">Prisma </w:t>
-            </w:r>
-            <w:r>
-              <w:rPr>
-                <w:sz w:val="18"/>
-              </w:rPr>
-              <w:t>PostgreSQL</w:t>
+              <w:t>Objektumtároló, rövid élettartamú feltöltési linkek</w:t>
+            </w:r>
+          </w:p>
+        </w:tc>
+      </w:tr>
+    </w:tbl>
+    <w:p>
+      <w:pPr>
+        <w:pStyle w:val="Cmsor2"/>
+      </w:pPr>
+      <w:bookmarkStart w:id="23" w:name="_Toc241231127"/>
+      <w:r>
+        <w:t>10.1. Szerver és üzemeltetési környezet</w:t>
+      </w:r>
+      <w:bookmarkEnd w:id="23"/>
+    </w:p>
+    <w:tbl>
+      <w:tblPr>
+        <w:tblStyle w:val="Rcsostblzat"/>
+        <w:tblW w:w="0" w:type="auto"/>
+        <w:tblInd w:w="137" w:type="dxa"/>
+        <w:tblLook w:val="04A0" w:firstRow="1" w:lastRow="0" w:firstColumn="1" w:lastColumn="0" w:noHBand="0" w:noVBand="1"/>
+      </w:tblPr>
+      <w:tblGrid>
+        <w:gridCol w:w="2126"/>
+        <w:gridCol w:w="7230"/>
+      </w:tblGrid>
+      <w:tr>
+        <w:trPr>
+          <w:cantSplit/>
+          <w:tblHeader/>
+        </w:trPr>
+        <w:tc>
+          <w:tcPr>
+            <w:tcW w:w="2126" w:type="dxa"/>
+            <w:shd w:val="clear" w:color="auto" w:fill="17324D"/>
+          </w:tcPr>
+          <w:p>
+            <w:pPr>
+              <w:rPr>
+                <w:color w:val="FFFFFF" w:themeColor="background1"/>
+              </w:rPr>
+            </w:pPr>
+            <w:r>
+              <w:rPr>
+                <w:color w:val="FFFFFF" w:themeColor="background1"/>
+              </w:rPr>
+              <w:t>Terület</w:t>
+            </w:r>
+          </w:p>
+        </w:tc>
+        <w:tc>
+          <w:tcPr>
+            <w:tcW w:w="7230" w:type="dxa"/>
+            <w:shd w:val="clear" w:color="auto" w:fill="17324D"/>
+          </w:tcPr>
+          <w:p>
+            <w:pPr>
+              <w:rPr>
+                <w:color w:val="FFFFFF" w:themeColor="background1"/>
+              </w:rPr>
+            </w:pPr>
+            <w:r>
+              <w:rPr>
+                <w:color w:val="FFFFFF" w:themeColor="background1"/>
+              </w:rPr>
+              <w:t>Tervezett megoldás</w:t>
             </w:r>
           </w:p>
         </w:tc>
@@ -6734,62 +6938,24 @@
         </w:trPr>
         <w:tc>
           <w:tcPr>
-            <w:tcW w:w="1800" w:type="dxa"/>
-            <w:tcMar>
-              <w:top w:w="100" w:type="dxa"/>
-              <w:left w:w="120" w:type="dxa"/>
-              <w:bottom w:w="100" w:type="dxa"/>
-              <w:right w:w="120" w:type="dxa"/>
-            </w:tcMar>
-            <w:vAlign w:val="center"/>
-          </w:tcPr>
-          <w:p>
-            <w:r>
-              <w:rPr>
-                <w:sz w:val="18"/>
-              </w:rPr>
-              <w:lastRenderedPageBreak/>
-              <w:t>Képfelismerés</w:t>
-            </w:r>
-          </w:p>
-        </w:tc>
-        <w:tc>
-          <w:tcPr>
-            <w:tcW w:w="3900" w:type="dxa"/>
-            <w:tcMar>
-              <w:top w:w="100" w:type="dxa"/>
-              <w:left w:w="120" w:type="dxa"/>
-              <w:bottom w:w="100" w:type="dxa"/>
-              <w:right w:w="120" w:type="dxa"/>
-            </w:tcMar>
-            <w:vAlign w:val="center"/>
-          </w:tcPr>
-          <w:p>
-            <w:r>
-              <w:rPr>
-                <w:sz w:val="18"/>
-              </w:rPr>
-              <w:t>Képből alapanyag-javaslatok</w:t>
-            </w:r>
-          </w:p>
-        </w:tc>
-        <w:tc>
-          <w:tcPr>
-            <w:tcW w:w="3660" w:type="dxa"/>
-            <w:tcMar>
-              <w:top w:w="100" w:type="dxa"/>
-              <w:left w:w="120" w:type="dxa"/>
-              <w:bottom w:w="100" w:type="dxa"/>
-              <w:right w:w="120" w:type="dxa"/>
-            </w:tcMar>
-            <w:vAlign w:val="center"/>
-          </w:tcPr>
-          <w:p>
-            <w:r>
-              <w:rPr>
-                <w:sz w:val="18"/>
-              </w:rPr>
-              <w:t>Külső vision API vagy saját modell</w:t>
+            <w:tcW w:w="2126" w:type="dxa"/>
+          </w:tcPr>
+          <w:p>
+            <w:r>
+              <w:t>Operációs rendszer</w:t>
+            </w:r>
+          </w:p>
+        </w:tc>
+        <w:tc>
+          <w:tcPr>
+            <w:tcW w:w="7230" w:type="dxa"/>
+          </w:tcPr>
+          <w:p>
+            <w:r>
+              <w:t xml:space="preserve">Ubuntu Server LTS a backend alkalmazást futtató </w:t>
+            </w:r>
+            <w:r>
+              <w:t>szerveren.</w:t>
             </w:r>
           </w:p>
         </w:tc>
@@ -6800,64 +6966,139 @@
         </w:trPr>
         <w:tc>
           <w:tcPr>
-            <w:tcW w:w="1800" w:type="dxa"/>
+            <w:tcW w:w="2126" w:type="dxa"/>
             <w:shd w:val="clear" w:color="auto" w:fill="F4F7F8"/>
-            <w:tcMar>
-              <w:top w:w="100" w:type="dxa"/>
-              <w:left w:w="120" w:type="dxa"/>
-              <w:bottom w:w="100" w:type="dxa"/>
-              <w:right w:w="120" w:type="dxa"/>
-            </w:tcMar>
-            <w:vAlign w:val="center"/>
-          </w:tcPr>
-          <w:p>
-            <w:r>
-              <w:rPr>
-                <w:sz w:val="18"/>
-              </w:rPr>
-              <w:t>Fájltárolás</w:t>
-            </w:r>
-          </w:p>
-        </w:tc>
-        <w:tc>
-          <w:tcPr>
-            <w:tcW w:w="3900" w:type="dxa"/>
+          </w:tcPr>
+          <w:p>
+            <w:r>
+              <w:t>Webszerver</w:t>
+            </w:r>
+          </w:p>
+        </w:tc>
+        <w:tc>
+          <w:tcPr>
+            <w:tcW w:w="7230" w:type="dxa"/>
             <w:shd w:val="clear" w:color="auto" w:fill="F4F7F8"/>
-            <w:tcMar>
-              <w:top w:w="100" w:type="dxa"/>
-              <w:left w:w="120" w:type="dxa"/>
-              <w:bottom w:w="100" w:type="dxa"/>
-              <w:right w:w="120" w:type="dxa"/>
-            </w:tcMar>
-            <w:vAlign w:val="center"/>
-          </w:tcPr>
-          <w:p>
-            <w:r>
-              <w:rPr>
-                <w:sz w:val="18"/>
-              </w:rPr>
-              <w:t>Recept- és felhasználói képek</w:t>
-            </w:r>
-          </w:p>
-        </w:tc>
-        <w:tc>
-          <w:tcPr>
-            <w:tcW w:w="3660" w:type="dxa"/>
+          </w:tcPr>
+          <w:p>
+            <w:r>
+              <w:t xml:space="preserve">Nginx: HTTPS kapcsolat kezelése és a kérések továbbítása a </w:t>
+            </w:r>
+            <w:r>
+              <w:t>backend felé.</w:t>
+            </w:r>
+          </w:p>
+        </w:tc>
+      </w:tr>
+      <w:tr>
+        <w:trPr>
+          <w:cantSplit/>
+        </w:trPr>
+        <w:tc>
+          <w:tcPr>
+            <w:tcW w:w="2126" w:type="dxa"/>
+          </w:tcPr>
+          <w:p>
+            <w:r>
+              <w:t>Adatbázisszerver</w:t>
+            </w:r>
+          </w:p>
+        </w:tc>
+        <w:tc>
+          <w:tcPr>
+            <w:tcW w:w="7230" w:type="dxa"/>
+          </w:tcPr>
+          <w:p>
+            <w:r>
+              <w:t>Prisma Postgres: felhőben kezelt PostgreSQL adatbázis. A backend a Prisma ORM segítségével éri el az adatokat és kezeli az adatbázis s</w:t>
+            </w:r>
+            <w:r>
+              <w:t>émájának változásait.</w:t>
+            </w:r>
+          </w:p>
+        </w:tc>
+      </w:tr>
+      <w:tr>
+        <w:trPr>
+          <w:cantSplit/>
+        </w:trPr>
+        <w:tc>
+          <w:tcPr>
+            <w:tcW w:w="2126" w:type="dxa"/>
             <w:shd w:val="clear" w:color="auto" w:fill="F4F7F8"/>
-            <w:tcMar>
-              <w:top w:w="100" w:type="dxa"/>
-              <w:left w:w="120" w:type="dxa"/>
-              <w:bottom w:w="100" w:type="dxa"/>
-              <w:right w:w="120" w:type="dxa"/>
-            </w:tcMar>
-            <w:vAlign w:val="center"/>
-          </w:tcPr>
-          <w:p>
-            <w:r>
-              <w:rPr>
-                <w:sz w:val="18"/>
-              </w:rPr>
-              <w:t>Objektumtároló, rövid élettartamú feltöltési linkek</w:t>
+          </w:tcPr>
+          <w:p>
+            <w:r>
+              <w:t>Konténerkezelés</w:t>
+            </w:r>
+          </w:p>
+        </w:tc>
+        <w:tc>
+          <w:tcPr>
+            <w:tcW w:w="7230" w:type="dxa"/>
+            <w:shd w:val="clear" w:color="auto" w:fill="F4F7F8"/>
+          </w:tcPr>
+          <w:p>
+            <w:r>
+              <w:t>Docker a backend telepítésére; fejlesztés és egyszerű üzemeltetés során Docker Compose használható. A Prisma Postgres külön, kezelt szolgáltatásként működik.</w:t>
+            </w:r>
+          </w:p>
+        </w:tc>
+      </w:tr>
+      <w:tr>
+        <w:trPr>
+          <w:cantSplit/>
+        </w:trPr>
+        <w:tc>
+          <w:tcPr>
+            <w:tcW w:w="2126" w:type="dxa"/>
+          </w:tcPr>
+          <w:p>
+            <w:r>
+              <w:t>Tárhelyigény</w:t>
+            </w:r>
+          </w:p>
+        </w:tc>
+        <w:tc>
+          <w:tcPr>
+            <w:tcW w:w="7230" w:type="dxa"/>
+          </w:tcPr>
+          <w:p>
+            <w:r>
+              <w:t>Induláskor becslésként 20 GB szervertárhely a</w:t>
+            </w:r>
+            <w:r>
+              <w:t>z alkalmazás, naplók és ideiglenes fájlok számára; 5 GB adatbázis-kapacitás és 20 GB objektumtárhely a képekhez. A tényleges igényt a felhasználók és képfeltöltések száma alapján kell felülvizsgálni.</w:t>
+            </w:r>
+          </w:p>
+        </w:tc>
+      </w:tr>
+      <w:tr>
+        <w:trPr>
+          <w:cantSplit/>
+        </w:trPr>
+        <w:tc>
+          <w:tcPr>
+            <w:tcW w:w="2126" w:type="dxa"/>
+            <w:shd w:val="clear" w:color="auto" w:fill="F4F7F8"/>
+          </w:tcPr>
+          <w:p>
+            <w:r>
+              <w:t>Felhőszolgáltatás</w:t>
+            </w:r>
+          </w:p>
+        </w:tc>
+        <w:tc>
+          <w:tcPr>
+            <w:tcW w:w="7230" w:type="dxa"/>
+            <w:shd w:val="clear" w:color="auto" w:fill="F4F7F8"/>
+          </w:tcPr>
+          <w:p>
+            <w:r>
+              <w:t>A backend javasolt futtatási környeze</w:t>
+            </w:r>
+            <w:r>
+              <w:t>te AWS EC2 (Ubuntu Server); a felhasználói és receptképek AWS S3 tárhelyre kerülnek, a PostgreSQL adatbázist a Prisma Postgres szolgáltatja. A szolgáltatóválasztás a fejlesztés során véglegesíthető.</w:t>
             </w:r>
           </w:p>
         </w:tc>
@@ -6872,11 +7113,11 @@
       <w:pPr>
         <w:pStyle w:val="Cmsor1"/>
       </w:pPr>
-      <w:bookmarkStart w:id="23" w:name="_Toc241173645"/>
+      <w:bookmarkStart w:id="24" w:name="_Toc241231128"/>
       <w:r>
         <w:t>11. Tesztelés</w:t>
       </w:r>
-      <w:bookmarkEnd w:id="23"/>
+      <w:bookmarkEnd w:id="24"/>
     </w:p>
     <w:tbl>
       <w:tblPr>
@@ -7128,6 +7369,7 @@
               <w:rPr>
                 <w:sz w:val="18"/>
               </w:rPr>
+              <w:lastRenderedPageBreak/>
               <w:t>Black-box tesztelés</w:t>
             </w:r>
           </w:p>
@@ -7347,7 +7589,7 @@
       <w:pPr>
         <w:pStyle w:val="Cmsor1"/>
       </w:pPr>
-      <w:bookmarkStart w:id="24" w:name="_Toc241173646"/>
+      <w:bookmarkStart w:id="25" w:name="_Toc241231129"/>
       <w:r>
         <w:t>1</w:t>
       </w:r>
@@ -7357,7 +7599,7 @@
       <w:r>
         <w:t>. Nem funkcionális követelmények</w:t>
       </w:r>
-      <w:bookmarkEnd w:id="24"/>
+      <w:bookmarkEnd w:id="25"/>
     </w:p>
     <w:tbl>
       <w:tblPr>
@@ -7489,7 +7731,6 @@
               <w:rPr>
                 <w:sz w:val="18"/>
               </w:rPr>
-              <w:lastRenderedPageBreak/>
               <w:t>Biztonság</w:t>
             </w:r>
           </w:p>
@@ -7755,7 +7996,7 @@
       <w:pPr>
         <w:pStyle w:val="Cmsor2"/>
       </w:pPr>
-      <w:bookmarkStart w:id="25" w:name="_Toc241173647"/>
+      <w:bookmarkStart w:id="26" w:name="_Toc241231130"/>
       <w:r>
         <w:t>1</w:t>
       </w:r>
@@ -7768,7 +8009,7 @@
       <w:r>
         <w:t>. Biztonság és adatvédelem</w:t>
       </w:r>
-      <w:bookmarkEnd w:id="25"/>
+      <w:bookmarkEnd w:id="26"/>
     </w:p>
     <w:tbl>
       <w:tblPr>
@@ -7848,6 +8089,7 @@
               <w:rPr>
                 <w:sz w:val="18"/>
               </w:rPr>
+              <w:lastRenderedPageBreak/>
               <w:t>Jelszókezelés</w:t>
             </w:r>
           </w:p>
@@ -7991,7 +8233,7 @@
       <w:pPr>
         <w:pStyle w:val="Cmsor1"/>
       </w:pPr>
-      <w:bookmarkStart w:id="26" w:name="_Toc241173648"/>
+      <w:bookmarkStart w:id="27" w:name="_Toc241231131"/>
       <w:r>
         <w:t>1</w:t>
       </w:r>
@@ -8001,7 +8243,7 @@
       <w:r>
         <w:t>. Felhasználói felület és képernyők</w:t>
       </w:r>
-      <w:bookmarkEnd w:id="26"/>
+      <w:bookmarkEnd w:id="27"/>
     </w:p>
     <w:tbl>
       <w:tblPr>
@@ -8271,7 +8513,6 @@
               <w:rPr>
                 <w:sz w:val="18"/>
               </w:rPr>
-              <w:lastRenderedPageBreak/>
               <w:t>Recept részletei</w:t>
             </w:r>
           </w:p>
@@ -8451,7 +8692,7 @@
       <w:pPr>
         <w:pStyle w:val="Cmsor1"/>
       </w:pPr>
-      <w:bookmarkStart w:id="27" w:name="_Toc241173649"/>
+      <w:bookmarkStart w:id="28" w:name="_Toc241231132"/>
       <w:r>
         <w:t>1</w:t>
       </w:r>
@@ -8467,7 +8708,7 @@
       <w:r>
         <w:t>ejlesztési ütemezés</w:t>
       </w:r>
-      <w:bookmarkEnd w:id="27"/>
+      <w:bookmarkEnd w:id="28"/>
     </w:p>
     <w:tbl>
       <w:tblPr>
@@ -8800,6 +9041,7 @@
               <w:rPr>
                 <w:sz w:val="18"/>
               </w:rPr>
+              <w:lastRenderedPageBreak/>
               <w:t>4. Vásárlási integráció</w:t>
             </w:r>
           </w:p>
@@ -8922,7 +9164,7 @@
       <w:pPr>
         <w:pStyle w:val="Cmsor1"/>
       </w:pPr>
-      <w:bookmarkStart w:id="28" w:name="_Toc241173650"/>
+      <w:bookmarkStart w:id="29" w:name="_Toc241231133"/>
       <w:r>
         <w:t>1</w:t>
       </w:r>
@@ -8932,7 +9174,7 @@
       <w:r>
         <w:t>. Összegzés</w:t>
       </w:r>
-      <w:bookmarkEnd w:id="28"/>
+      <w:bookmarkEnd w:id="29"/>
     </w:p>
     <w:p>
       <w:r>
@@ -8952,7 +9194,7 @@
 </file>
 
 <file path=word/endnotes.xml><?xml version="1.0" encoding="utf-8"?>
-<w:endnotes xmlns:wpc="http://schemas.microsoft.com/office/word/2010/wordprocessingCanvas" xmlns:cx="http://schemas.microsoft.com/office/drawing/2014/chartex" xmlns:cx1="http://schemas.microsoft.com/office/drawing/2015/9/8/chartex" xmlns:cx2="http://schemas.microsoft.com/office/drawing/2015/10/21/chartex" xmlns:cx3="http://schemas.microsoft.com/office/drawing/2016/5/9/chartex" xmlns:cx4="http://schemas.microsoft.com/office/drawing/2016/5/10/chartex" xmlns:cx5="http://schemas.microsoft.com/office/drawing/2016/5/11/chartex" xmlns:cx6="http://schemas.microsoft.com/office/drawing/2016/5/12/chartex" xmlns:cx7="http://schemas.microsoft.com/office/drawing/2016/5/13/chartex" xmlns:cx8="http://schemas.microsoft.com/office/drawing/2016/5/14/chartex" xmlns:mc="http://schemas.openxmlformats.org/markup-compatibility/2006" xmlns:aink="http://schemas.microsoft.com/office/drawing/2016/ink" xmlns:am3d="http://schemas.microsoft.com/office/drawing/2017/model3d" xmlns:o="urn:schemas-microsoft-com:office:office" xmlns:oel="http://schemas.microsoft.com/office/2019/extlst" xmlns:r="http://schemas.openxmlformats.org/officeDocument/2006/relationships" xmlns:m="http://schemas.openxmlformats.org/officeDocument/2006/math" xmlns:v="urn:schemas-microsoft-com:vml" xmlns:wp14="http://schemas.microsoft.com/office/word/2010/wordprocessingDrawing" xmlns:wp="http://schemas.openxmlformats.org/drawingml/2006/wordprocessingDrawing" xmlns:w10="urn:schemas-microsoft-com:office:word" xmlns:w="http://schemas.openxmlformats.org/wordprocessingml/2006/main" xmlns:w14="http://schemas.microsoft.com/office/word/2010/wordml" xmlns:w15="http://schemas.microsoft.com/office/word/2012/wordml" xmlns:w16cex="http://schemas.microsoft.com/office/word/2018/wordml/cex" xmlns:w16cid="http://schemas.microsoft.com/office/word/2016/wordml/cid" xmlns:w16="http://schemas.microsoft.com/office/word/2018/wordml" xmlns:w16du="http://schemas.microsoft.com/office/word/2023/wordml/word16du" xmlns:w16sdtdh="http://schemas.microsoft.com/office/word/2020/wordml/sdtdatahash" xmlns:w16sdtfl="http://schemas.microsoft.com/office/word/2024/wordml/sdtformatlock" xmlns:w16se="http://schemas.microsoft.com/office/word/2015/wordml/symex" xmlns:wpg="http://schemas.microsoft.com/office/word/2010/wordprocessingGroup" xmlns:wpi="http://schemas.microsoft.com/office/word/2010/wordprocessingInk" xmlns:wne="http://schemas.microsoft.com/office/word/2006/wordml" xmlns:wps="http://schemas.microsoft.com/office/word/2010/wordprocessingShape" mc:Ignorable="w14 w15 w16se w16cid w16 w16cex w16sdtdh w16sdtfl w16du wp14">
+<w:endnotes xmlns:wpc="http://schemas.microsoft.com/office/word/2010/wordprocessingCanvas" xmlns:cx="http://schemas.microsoft.com/office/drawing/2014/chartex" xmlns:cx1="http://schemas.microsoft.com/office/drawing/2015/9/8/chartex" xmlns:cx2="http://schemas.microsoft.com/office/drawing/2015/10/21/chartex" xmlns:cx3="http://schemas.microsoft.com/office/drawing/2016/5/9/chartex" xmlns:cx4="http://schemas.microsoft.com/office/drawing/2016/5/10/chartex" xmlns:cx5="http://schemas.microsoft.com/office/drawing/2016/5/11/chartex" xmlns:cx6="http://schemas.microsoft.com/office/drawing/2016/5/12/chartex" xmlns:cx7="http://schemas.microsoft.com/office/drawing/2016/5/13/chartex" xmlns:cx8="http://schemas.microsoft.com/office/drawing/2016/5/14/chartex" xmlns:mc="http://schemas.openxmlformats.org/markup-compatibility/2006" xmlns:aink="http://schemas.microsoft.com/office/drawing/2016/ink" xmlns:am3d="http://schemas.microsoft.com/office/drawing/2017/model3d" xmlns:o="urn:schemas-microsoft-com:office:office" xmlns:r="http://schemas.openxmlformats.org/officeDocument/2006/relationships" xmlns:m="http://schemas.openxmlformats.org/officeDocument/2006/math" xmlns:v="urn:schemas-microsoft-com:vml" xmlns:wp14="http://schemas.microsoft.com/office/word/2010/wordprocessingDrawing" xmlns:wp="http://schemas.openxmlformats.org/drawingml/2006/wordprocessingDrawing" xmlns:w10="urn:schemas-microsoft-com:office:word" xmlns:w="http://schemas.openxmlformats.org/wordprocessingml/2006/main" xmlns:w14="http://schemas.microsoft.com/office/word/2010/wordml" xmlns:w15="http://schemas.microsoft.com/office/word/2012/wordml" xmlns:w16cex="http://schemas.microsoft.com/office/word/2018/wordml/cex" xmlns:w16cid="http://schemas.microsoft.com/office/word/2016/wordml/cid" xmlns:w16="http://schemas.microsoft.com/office/word/2018/wordml" xmlns:w16sdtdh="http://schemas.microsoft.com/office/word/2020/wordml/sdtdatahash" xmlns:w16se="http://schemas.microsoft.com/office/word/2015/wordml/symex" xmlns:wpg="http://schemas.microsoft.com/office/word/2010/wordprocessingGroup" xmlns:wpi="http://schemas.microsoft.com/office/word/2010/wordprocessingInk" xmlns:wne="http://schemas.microsoft.com/office/word/2006/wordml" xmlns:wps="http://schemas.microsoft.com/office/word/2010/wordprocessingShape" mc:Ignorable="w14 w15 w16se w16cid w16 w16cex w16sdtdh wp14">
   <w:endnote w:type="separator" w:id="-1">
     <w:p>
       <w:pPr>
@@ -8977,7 +9219,7 @@
 </file>
 
 <file path=word/footer1.xml><?xml version="1.0" encoding="utf-8"?>
-<w:ftr xmlns:wpc="http://schemas.microsoft.com/office/word/2010/wordprocessingCanvas" xmlns:cx="http://schemas.microsoft.com/office/drawing/2014/chartex" xmlns:cx1="http://schemas.microsoft.com/office/drawing/2015/9/8/chartex" xmlns:cx2="http://schemas.microsoft.com/office/drawing/2015/10/21/chartex" xmlns:cx3="http://schemas.microsoft.com/office/drawing/2016/5/9/chartex" xmlns:cx4="http://schemas.microsoft.com/office/drawing/2016/5/10/chartex" xmlns:cx5="http://schemas.microsoft.com/office/drawing/2016/5/11/chartex" xmlns:cx6="http://schemas.microsoft.com/office/drawing/2016/5/12/chartex" xmlns:cx7="http://schemas.microsoft.com/office/drawing/2016/5/13/chartex" xmlns:cx8="http://schemas.microsoft.com/office/drawing/2016/5/14/chartex" xmlns:mc="http://schemas.openxmlformats.org/markup-compatibility/2006" xmlns:aink="http://schemas.microsoft.com/office/drawing/2016/ink" xmlns:am3d="http://schemas.microsoft.com/office/drawing/2017/model3d" xmlns:o="urn:schemas-microsoft-com:office:office" xmlns:oel="http://schemas.microsoft.com/office/2019/extlst" xmlns:r="http://schemas.openxmlformats.org/officeDocument/2006/relationships" xmlns:m="http://schemas.openxmlformats.org/officeDocument/2006/math" xmlns:v="urn:schemas-microsoft-com:vml" xmlns:wp14="http://schemas.microsoft.com/office/word/2010/wordprocessingDrawing" xmlns:wp="http://schemas.openxmlformats.org/drawingml/2006/wordprocessingDrawing" xmlns:w10="urn:schemas-microsoft-com:office:word" xmlns:w="http://schemas.openxmlformats.org/wordprocessingml/2006/main" xmlns:w14="http://schemas.microsoft.com/office/word/2010/wordml" xmlns:w15="http://schemas.microsoft.com/office/word/2012/wordml" xmlns:w16cex="http://schemas.microsoft.com/office/word/2018/wordml/cex" xmlns:w16cid="http://schemas.microsoft.com/office/word/2016/wordml/cid" xmlns:w16="http://schemas.microsoft.com/office/word/2018/wordml" xmlns:w16du="http://schemas.microsoft.com/office/word/2023/wordml/word16du" xmlns:w16sdtdh="http://schemas.microsoft.com/office/word/2020/wordml/sdtdatahash" xmlns:w16sdtfl="http://schemas.microsoft.com/office/word/2024/wordml/sdtformatlock" xmlns:w16se="http://schemas.microsoft.com/office/word/2015/wordml/symex" xmlns:wpg="http://schemas.microsoft.com/office/word/2010/wordprocessingGroup" xmlns:wpi="http://schemas.microsoft.com/office/word/2010/wordprocessingInk" xmlns:wne="http://schemas.microsoft.com/office/word/2006/wordml" xmlns:wps="http://schemas.microsoft.com/office/word/2010/wordprocessingShape" mc:Ignorable="w14 w15 w16se w16cid w16 w16cex w16sdtdh w16sdtfl w16du wp14">
+<w:ftr xmlns:wpc="http://schemas.microsoft.com/office/word/2010/wordprocessingCanvas" xmlns:cx="http://schemas.microsoft.com/office/drawing/2014/chartex" xmlns:cx1="http://schemas.microsoft.com/office/drawing/2015/9/8/chartex" xmlns:cx2="http://schemas.microsoft.com/office/drawing/2015/10/21/chartex" xmlns:cx3="http://schemas.microsoft.com/office/drawing/2016/5/9/chartex" xmlns:cx4="http://schemas.microsoft.com/office/drawing/2016/5/10/chartex" xmlns:cx5="http://schemas.microsoft.com/office/drawing/2016/5/11/chartex" xmlns:cx6="http://schemas.microsoft.com/office/drawing/2016/5/12/chartex" xmlns:cx7="http://schemas.microsoft.com/office/drawing/2016/5/13/chartex" xmlns:cx8="http://schemas.microsoft.com/office/drawing/2016/5/14/chartex" xmlns:mc="http://schemas.openxmlformats.org/markup-compatibility/2006" xmlns:aink="http://schemas.microsoft.com/office/drawing/2016/ink" xmlns:am3d="http://schemas.microsoft.com/office/drawing/2017/model3d" xmlns:o="urn:schemas-microsoft-com:office:office" xmlns:r="http://schemas.openxmlformats.org/officeDocument/2006/relationships" xmlns:m="http://schemas.openxmlformats.org/officeDocument/2006/math" xmlns:v="urn:schemas-microsoft-com:vml" xmlns:wp14="http://schemas.microsoft.com/office/word/2010/wordprocessingDrawing" xmlns:wp="http://schemas.openxmlformats.org/drawingml/2006/wordprocessingDrawing" xmlns:w10="urn:schemas-microsoft-com:office:word" xmlns:w="http://schemas.openxmlformats.org/wordprocessingml/2006/main" xmlns:w14="http://schemas.microsoft.com/office/word/2010/wordml" xmlns:w15="http://schemas.microsoft.com/office/word/2012/wordml" xmlns:w16cex="http://schemas.microsoft.com/office/word/2018/wordml/cex" xmlns:w16cid="http://schemas.microsoft.com/office/word/2016/wordml/cid" xmlns:w16="http://schemas.microsoft.com/office/word/2018/wordml" xmlns:w16sdtdh="http://schemas.microsoft.com/office/word/2020/wordml/sdtdatahash" xmlns:w16se="http://schemas.microsoft.com/office/word/2015/wordml/symex" xmlns:wpg="http://schemas.microsoft.com/office/word/2010/wordprocessingGroup" xmlns:wpi="http://schemas.microsoft.com/office/word/2010/wordprocessingInk" xmlns:wne="http://schemas.microsoft.com/office/word/2006/wordml" xmlns:wps="http://schemas.microsoft.com/office/word/2010/wordprocessingShape" mc:Ignorable="w14 w15 w16se w16cid w16 w16cex w16sdtdh wp14">
   <w:p>
     <w:pPr>
       <w:pStyle w:val="llb"/>
@@ -9014,7 +9256,7 @@
 </file>
 
 <file path=word/footnotes.xml><?xml version="1.0" encoding="utf-8"?>
-<w:footnotes xmlns:wpc="http://schemas.microsoft.com/office/word/2010/wordprocessingCanvas" xmlns:cx="http://schemas.microsoft.com/office/drawing/2014/chartex" xmlns:cx1="http://schemas.microsoft.com/office/drawing/2015/9/8/chartex" xmlns:cx2="http://schemas.microsoft.com/office/drawing/2015/10/21/chartex" xmlns:cx3="http://schemas.microsoft.com/office/drawing/2016/5/9/chartex" xmlns:cx4="http://schemas.microsoft.com/office/drawing/2016/5/10/chartex" xmlns:cx5="http://schemas.microsoft.com/office/drawing/2016/5/11/chartex" xmlns:cx6="http://schemas.microsoft.com/office/drawing/2016/5/12/chartex" xmlns:cx7="http://schemas.microsoft.com/office/drawing/2016/5/13/chartex" xmlns:cx8="http://schemas.microsoft.com/office/drawing/2016/5/14/chartex" xmlns:mc="http://schemas.openxmlformats.org/markup-compatibility/2006" xmlns:aink="http://schemas.microsoft.com/office/drawing/2016/ink" xmlns:am3d="http://schemas.microsoft.com/office/drawing/2017/model3d" xmlns:o="urn:schemas-microsoft-com:office:office" xmlns:oel="http://schemas.microsoft.com/office/2019/extlst" xmlns:r="http://schemas.openxmlformats.org/officeDocument/2006/relationships" xmlns:m="http://schemas.openxmlformats.org/officeDocument/2006/math" xmlns:v="urn:schemas-microsoft-com:vml" xmlns:wp14="http://schemas.microsoft.com/office/word/2010/wordprocessingDrawing" xmlns:wp="http://schemas.openxmlformats.org/drawingml/2006/wordprocessingDrawing" xmlns:w10="urn:schemas-microsoft-com:office:word" xmlns:w="http://schemas.openxmlformats.org/wordprocessingml/2006/main" xmlns:w14="http://schemas.microsoft.com/office/word/2010/wordml" xmlns:w15="http://schemas.microsoft.com/office/word/2012/wordml" xmlns:w16cex="http://schemas.microsoft.com/office/word/2018/wordml/cex" xmlns:w16cid="http://schemas.microsoft.com/office/word/2016/wordml/cid" xmlns:w16="http://schemas.microsoft.com/office/word/2018/wordml" xmlns:w16du="http://schemas.microsoft.com/office/word/2023/wordml/word16du" xmlns:w16sdtdh="http://schemas.microsoft.com/office/word/2020/wordml/sdtdatahash" xmlns:w16sdtfl="http://schemas.microsoft.com/office/word/2024/wordml/sdtformatlock" xmlns:w16se="http://schemas.microsoft.com/office/word/2015/wordml/symex" xmlns:wpg="http://schemas.microsoft.com/office/word/2010/wordprocessingGroup" xmlns:wpi="http://schemas.microsoft.com/office/word/2010/wordprocessingInk" xmlns:wne="http://schemas.microsoft.com/office/word/2006/wordml" xmlns:wps="http://schemas.microsoft.com/office/word/2010/wordprocessingShape" mc:Ignorable="w14 w15 w16se w16cid w16 w16cex w16sdtdh w16sdtfl w16du wp14">
+<w:footnotes xmlns:wpc="http://schemas.microsoft.com/office/word/2010/wordprocessingCanvas" xmlns:cx="http://schemas.microsoft.com/office/drawing/2014/chartex" xmlns:cx1="http://schemas.microsoft.com/office/drawing/2015/9/8/chartex" xmlns:cx2="http://schemas.microsoft.com/office/drawing/2015/10/21/chartex" xmlns:cx3="http://schemas.microsoft.com/office/drawing/2016/5/9/chartex" xmlns:cx4="http://schemas.microsoft.com/office/drawing/2016/5/10/chartex" xmlns:cx5="http://schemas.microsoft.com/office/drawing/2016/5/11/chartex" xmlns:cx6="http://schemas.microsoft.com/office/drawing/2016/5/12/chartex" xmlns:cx7="http://schemas.microsoft.com/office/drawing/2016/5/13/chartex" xmlns:cx8="http://schemas.microsoft.com/office/drawing/2016/5/14/chartex" xmlns:mc="http://schemas.openxmlformats.org/markup-compatibility/2006" xmlns:aink="http://schemas.microsoft.com/office/drawing/2016/ink" xmlns:am3d="http://schemas.microsoft.com/office/drawing/2017/model3d" xmlns:o="urn:schemas-microsoft-com:office:office" xmlns:r="http://schemas.openxmlformats.org/officeDocument/2006/relationships" xmlns:m="http://schemas.openxmlformats.org/officeDocument/2006/math" xmlns:v="urn:schemas-microsoft-com:vml" xmlns:wp14="http://schemas.microsoft.com/office/word/2010/wordprocessingDrawing" xmlns:wp="http://schemas.openxmlformats.org/drawingml/2006/wordprocessingDrawing" xmlns:w10="urn:schemas-microsoft-com:office:word" xmlns:w="http://schemas.openxmlformats.org/wordprocessingml/2006/main" xmlns:w14="http://schemas.microsoft.com/office/word/2010/wordml" xmlns:w15="http://schemas.microsoft.com/office/word/2012/wordml" xmlns:w16cex="http://schemas.microsoft.com/office/word/2018/wordml/cex" xmlns:w16cid="http://schemas.microsoft.com/office/word/2016/wordml/cid" xmlns:w16="http://schemas.microsoft.com/office/word/2018/wordml" xmlns:w16sdtdh="http://schemas.microsoft.com/office/word/2020/wordml/sdtdatahash" xmlns:w16se="http://schemas.microsoft.com/office/word/2015/wordml/symex" xmlns:wpg="http://schemas.microsoft.com/office/word/2010/wordprocessingGroup" xmlns:wpi="http://schemas.microsoft.com/office/word/2010/wordprocessingInk" xmlns:wne="http://schemas.microsoft.com/office/word/2006/wordml" xmlns:wps="http://schemas.microsoft.com/office/word/2010/wordprocessingShape" mc:Ignorable="w14 w15 w16se w16cid w16 w16cex w16sdtdh wp14">
   <w:footnote w:type="separator" w:id="-1">
     <w:p>
       <w:pPr>
@@ -9039,7 +9281,7 @@
 </file>
 
 <file path=word/header1.xml><?xml version="1.0" encoding="utf-8"?>
-<w:hdr xmlns:wpc="http://schemas.microsoft.com/office/word/2010/wordprocessingCanvas" xmlns:cx="http://schemas.microsoft.com/office/drawing/2014/chartex" xmlns:cx1="http://schemas.microsoft.com/office/drawing/2015/9/8/chartex" xmlns:cx2="http://schemas.microsoft.com/office/drawing/2015/10/21/chartex" xmlns:cx3="http://schemas.microsoft.com/office/drawing/2016/5/9/chartex" xmlns:cx4="http://schemas.microsoft.com/office/drawing/2016/5/10/chartex" xmlns:cx5="http://schemas.microsoft.com/office/drawing/2016/5/11/chartex" xmlns:cx6="http://schemas.microsoft.com/office/drawing/2016/5/12/chartex" xmlns:cx7="http://schemas.microsoft.com/office/drawing/2016/5/13/chartex" xmlns:cx8="http://schemas.microsoft.com/office/drawing/2016/5/14/chartex" xmlns:mc="http://schemas.openxmlformats.org/markup-compatibility/2006" xmlns:aink="http://schemas.microsoft.com/office/drawing/2016/ink" xmlns:am3d="http://schemas.microsoft.com/office/drawing/2017/model3d" xmlns:o="urn:schemas-microsoft-com:office:office" xmlns:oel="http://schemas.microsoft.com/office/2019/extlst" xmlns:r="http://schemas.openxmlformats.org/officeDocument/2006/relationships" xmlns:m="http://schemas.openxmlformats.org/officeDocument/2006/math" xmlns:v="urn:schemas-microsoft-com:vml" xmlns:wp14="http://schemas.microsoft.com/office/word/2010/wordprocessingDrawing" xmlns:wp="http://schemas.openxmlformats.org/drawingml/2006/wordprocessingDrawing" xmlns:w10="urn:schemas-microsoft-com:office:word" xmlns:w="http://schemas.openxmlformats.org/wordprocessingml/2006/main" xmlns:w14="http://schemas.microsoft.com/office/word/2010/wordml" xmlns:w15="http://schemas.microsoft.com/office/word/2012/wordml" xmlns:w16cex="http://schemas.microsoft.com/office/word/2018/wordml/cex" xmlns:w16cid="http://schemas.microsoft.com/office/word/2016/wordml/cid" xmlns:w16="http://schemas.microsoft.com/office/word/2018/wordml" xmlns:w16du="http://schemas.microsoft.com/office/word/2023/wordml/word16du" xmlns:w16sdtdh="http://schemas.microsoft.com/office/word/2020/wordml/sdtdatahash" xmlns:w16sdtfl="http://schemas.microsoft.com/office/word/2024/wordml/sdtformatlock" xmlns:w16se="http://schemas.microsoft.com/office/word/2015/wordml/symex" xmlns:wpg="http://schemas.microsoft.com/office/word/2010/wordprocessingGroup" xmlns:wpi="http://schemas.microsoft.com/office/word/2010/wordprocessingInk" xmlns:wne="http://schemas.microsoft.com/office/word/2006/wordml" xmlns:wps="http://schemas.microsoft.com/office/word/2010/wordprocessingShape" mc:Ignorable="w14 w15 w16se w16cid w16 w16cex w16sdtdh w16sdtfl w16du wp14">
+<w:hdr xmlns:wpc="http://schemas.microsoft.com/office/word/2010/wordprocessingCanvas" xmlns:cx="http://schemas.microsoft.com/office/drawing/2014/chartex" xmlns:cx1="http://schemas.microsoft.com/office/drawing/2015/9/8/chartex" xmlns:cx2="http://schemas.microsoft.com/office/drawing/2015/10/21/chartex" xmlns:cx3="http://schemas.microsoft.com/office/drawing/2016/5/9/chartex" xmlns:cx4="http://schemas.microsoft.com/office/drawing/2016/5/10/chartex" xmlns:cx5="http://schemas.microsoft.com/office/drawing/2016/5/11/chartex" xmlns:cx6="http://schemas.microsoft.com/office/drawing/2016/5/12/chartex" xmlns:cx7="http://schemas.microsoft.com/office/drawing/2016/5/13/chartex" xmlns:cx8="http://schemas.microsoft.com/office/drawing/2016/5/14/chartex" xmlns:mc="http://schemas.openxmlformats.org/markup-compatibility/2006" xmlns:aink="http://schemas.microsoft.com/office/drawing/2016/ink" xmlns:am3d="http://schemas.microsoft.com/office/drawing/2017/model3d" xmlns:o="urn:schemas-microsoft-com:office:office" xmlns:r="http://schemas.openxmlformats.org/officeDocument/2006/relationships" xmlns:m="http://schemas.openxmlformats.org/officeDocument/2006/math" xmlns:v="urn:schemas-microsoft-com:vml" xmlns:wp14="http://schemas.microsoft.com/office/word/2010/wordprocessingDrawing" xmlns:wp="http://schemas.openxmlformats.org/drawingml/2006/wordprocessingDrawing" xmlns:w10="urn:schemas-microsoft-com:office:word" xmlns:w="http://schemas.openxmlformats.org/wordprocessingml/2006/main" xmlns:w14="http://schemas.microsoft.com/office/word/2010/wordml" xmlns:w15="http://schemas.microsoft.com/office/word/2012/wordml" xmlns:w16cex="http://schemas.microsoft.com/office/word/2018/wordml/cex" xmlns:w16cid="http://schemas.microsoft.com/office/word/2016/wordml/cid" xmlns:w16="http://schemas.microsoft.com/office/word/2018/wordml" xmlns:w16sdtdh="http://schemas.microsoft.com/office/word/2020/wordml/sdtdatahash" xmlns:w16se="http://schemas.microsoft.com/office/word/2015/wordml/symex" xmlns:wpg="http://schemas.microsoft.com/office/word/2010/wordprocessingGroup" xmlns:wpi="http://schemas.microsoft.com/office/word/2010/wordprocessingInk" xmlns:wne="http://schemas.microsoft.com/office/word/2006/wordml" xmlns:wps="http://schemas.microsoft.com/office/word/2010/wordprocessingShape" mc:Ignorable="w14 w15 w16se w16cid w16 w16cex w16sdtdh wp14">
   <w:p>
     <w:pPr>
       <w:pStyle w:val="lfej"/>
@@ -9052,7 +9294,7 @@
         <w:sz w:val="16"/>
       </w:rPr>
       <w:drawing>
-        <wp:anchor distT="0" distB="0" distL="114300" distR="114300" simplePos="0" relativeHeight="251658240" behindDoc="1" locked="0" layoutInCell="1" allowOverlap="1" wp14:anchorId="1E9641DB" wp14:editId="0FD48425">
+        <wp:anchor distT="0" distB="0" distL="114300" distR="114300" simplePos="0" relativeHeight="251658240" behindDoc="1" locked="0" layoutInCell="1" allowOverlap="1" wp14:anchorId="2619FDC4" wp14:editId="4E290BCA">
           <wp:simplePos x="0" y="0"/>
           <wp:positionH relativeFrom="column">
             <wp:posOffset>-497840</wp:posOffset>
@@ -9108,7 +9350,7 @@
 </file>
 
 <file path=word/numbering.xml><?xml version="1.0" encoding="utf-8"?>
-<w:numbering xmlns:wpc="http://schemas.microsoft.com/office/word/2010/wordprocessingCanvas" xmlns:cx="http://schemas.microsoft.com/office/drawing/2014/chartex" xmlns:cx1="http://schemas.microsoft.com/office/drawing/2015/9/8/chartex" xmlns:cx2="http://schemas.microsoft.com/office/drawing/2015/10/21/chartex" xmlns:cx3="http://schemas.microsoft.com/office/drawing/2016/5/9/chartex" xmlns:cx4="http://schemas.microsoft.com/office/drawing/2016/5/10/chartex" xmlns:cx5="http://schemas.microsoft.com/office/drawing/2016/5/11/chartex" xmlns:cx6="http://schemas.microsoft.com/office/drawing/2016/5/12/chartex" xmlns:cx7="http://schemas.microsoft.com/office/drawing/2016/5/13/chartex" xmlns:cx8="http://schemas.microsoft.com/office/drawing/2016/5/14/chartex" xmlns:mc="http://schemas.openxmlformats.org/markup-compatibility/2006" xmlns:aink="http://schemas.microsoft.com/office/drawing/2016/ink" xmlns:am3d="http://schemas.microsoft.com/office/drawing/2017/model3d" xmlns:o="urn:schemas-microsoft-com:office:office" xmlns:oel="http://schemas.microsoft.com/office/2019/extlst" xmlns:r="http://schemas.openxmlformats.org/officeDocument/2006/relationships" xmlns:m="http://schemas.openxmlformats.org/officeDocument/2006/math" xmlns:v="urn:schemas-microsoft-com:vml" xmlns:wp14="http://schemas.microsoft.com/office/word/2010/wordprocessingDrawing" xmlns:wp="http://schemas.openxmlformats.org/drawingml/2006/wordprocessingDrawing" xmlns:w10="urn:schemas-microsoft-com:office:word" xmlns:w="http://schemas.openxmlformats.org/wordprocessingml/2006/main" xmlns:w14="http://schemas.microsoft.com/office/word/2010/wordml" xmlns:w15="http://schemas.microsoft.com/office/word/2012/wordml" xmlns:w16cex="http://schemas.microsoft.com/office/word/2018/wordml/cex" xmlns:w16cid="http://schemas.microsoft.com/office/word/2016/wordml/cid" xmlns:w16="http://schemas.microsoft.com/office/word/2018/wordml" xmlns:w16du="http://schemas.microsoft.com/office/word/2023/wordml/word16du" xmlns:w16sdtdh="http://schemas.microsoft.com/office/word/2020/wordml/sdtdatahash" xmlns:w16sdtfl="http://schemas.microsoft.com/office/word/2024/wordml/sdtformatlock" xmlns:w16se="http://schemas.microsoft.com/office/word/2015/wordml/symex" xmlns:wpg="http://schemas.microsoft.com/office/word/2010/wordprocessingGroup" xmlns:wpi="http://schemas.microsoft.com/office/word/2010/wordprocessingInk" xmlns:wne="http://schemas.microsoft.com/office/word/2006/wordml" xmlns:wps="http://schemas.microsoft.com/office/word/2010/wordprocessingShape" mc:Ignorable="w14 w15 w16se w16cid w16 w16cex w16sdtdh w16sdtfl w16du wp14">
+<w:numbering xmlns:wpc="http://schemas.microsoft.com/office/word/2010/wordprocessingCanvas" xmlns:cx="http://schemas.microsoft.com/office/drawing/2014/chartex" xmlns:cx1="http://schemas.microsoft.com/office/drawing/2015/9/8/chartex" xmlns:cx2="http://schemas.microsoft.com/office/drawing/2015/10/21/chartex" xmlns:cx3="http://schemas.microsoft.com/office/drawing/2016/5/9/chartex" xmlns:cx4="http://schemas.microsoft.com/office/drawing/2016/5/10/chartex" xmlns:cx5="http://schemas.microsoft.com/office/drawing/2016/5/11/chartex" xmlns:cx6="http://schemas.microsoft.com/office/drawing/2016/5/12/chartex" xmlns:cx7="http://schemas.microsoft.com/office/drawing/2016/5/13/chartex" xmlns:cx8="http://schemas.microsoft.com/office/drawing/2016/5/14/chartex" xmlns:mc="http://schemas.openxmlformats.org/markup-compatibility/2006" xmlns:aink="http://schemas.microsoft.com/office/drawing/2016/ink" xmlns:am3d="http://schemas.microsoft.com/office/drawing/2017/model3d" xmlns:o="urn:schemas-microsoft-com:office:office" xmlns:r="http://schemas.openxmlformats.org/officeDocument/2006/relationships" xmlns:m="http://schemas.openxmlformats.org/officeDocument/2006/math" xmlns:v="urn:schemas-microsoft-com:vml" xmlns:wp14="http://schemas.microsoft.com/office/word/2010/wordprocessingDrawing" xmlns:wp="http://schemas.openxmlformats.org/drawingml/2006/wordprocessingDrawing" xmlns:w10="urn:schemas-microsoft-com:office:word" xmlns:w="http://schemas.openxmlformats.org/wordprocessingml/2006/main" xmlns:w14="http://schemas.microsoft.com/office/word/2010/wordml" xmlns:w15="http://schemas.microsoft.com/office/word/2012/wordml" xmlns:w16cex="http://schemas.microsoft.com/office/word/2018/wordml/cex" xmlns:w16cid="http://schemas.microsoft.com/office/word/2016/wordml/cid" xmlns:w16="http://schemas.microsoft.com/office/word/2018/wordml" xmlns:w16sdtdh="http://schemas.microsoft.com/office/word/2020/wordml/sdtdatahash" xmlns:w16se="http://schemas.microsoft.com/office/word/2015/wordml/symex" xmlns:wpg="http://schemas.microsoft.com/office/word/2010/wordprocessingGroup" xmlns:wpi="http://schemas.microsoft.com/office/word/2010/wordprocessingInk" xmlns:wne="http://schemas.microsoft.com/office/word/2006/wordml" xmlns:wps="http://schemas.microsoft.com/office/word/2010/wordprocessingShape" mc:Ignorable="w14 w15 w16se w16cid w16 w16cex w16sdtdh wp14">
   <w:abstractNum w:abstractNumId="0" w15:restartNumberingAfterBreak="0">
     <w:nsid w:val="FFFFFF7C"/>
     <w:multiLevelType w:val="singleLevel"/>
@@ -9826,77 +10068,77 @@
       </w:pPr>
     </w:lvl>
   </w:abstractNum>
-  <w:num w:numId="1" w16cid:durableId="1969122804">
+  <w:num w:numId="1">
     <w:abstractNumId w:val="8"/>
   </w:num>
-  <w:num w:numId="2" w16cid:durableId="1841430941">
+  <w:num w:numId="2">
     <w:abstractNumId w:val="6"/>
   </w:num>
-  <w:num w:numId="3" w16cid:durableId="753015078">
+  <w:num w:numId="3">
     <w:abstractNumId w:val="5"/>
   </w:num>
-  <w:num w:numId="4" w16cid:durableId="1134715132">
+  <w:num w:numId="4">
     <w:abstractNumId w:val="4"/>
   </w:num>
-  <w:num w:numId="5" w16cid:durableId="231889045">
+  <w:num w:numId="5">
     <w:abstractNumId w:val="7"/>
   </w:num>
-  <w:num w:numId="6" w16cid:durableId="1965384531">
+  <w:num w:numId="6">
     <w:abstractNumId w:val="3"/>
   </w:num>
-  <w:num w:numId="7" w16cid:durableId="1890846895">
+  <w:num w:numId="7">
     <w:abstractNumId w:val="2"/>
   </w:num>
-  <w:num w:numId="8" w16cid:durableId="1814834776">
+  <w:num w:numId="8">
     <w:abstractNumId w:val="1"/>
   </w:num>
-  <w:num w:numId="9" w16cid:durableId="1230457402">
+  <w:num w:numId="9">
     <w:abstractNumId w:val="0"/>
   </w:num>
-  <w:num w:numId="10" w16cid:durableId="893198480">
+  <w:num w:numId="10">
     <w:abstractNumId w:val="7"/>
     <w:lvlOverride w:ilvl="0">
       <w:startOverride w:val="1"/>
     </w:lvlOverride>
   </w:num>
-  <w:num w:numId="11" w16cid:durableId="801340440">
+  <w:num w:numId="11">
     <w:abstractNumId w:val="7"/>
     <w:lvlOverride w:ilvl="0">
       <w:startOverride w:val="1"/>
     </w:lvlOverride>
   </w:num>
-  <w:num w:numId="12" w16cid:durableId="1243447288">
+  <w:num w:numId="12">
     <w:abstractNumId w:val="7"/>
     <w:lvlOverride w:ilvl="0">
       <w:startOverride w:val="1"/>
     </w:lvlOverride>
   </w:num>
-  <w:num w:numId="13" w16cid:durableId="1076365832">
+  <w:num w:numId="13">
     <w:abstractNumId w:val="9"/>
   </w:num>
-  <w:num w:numId="14" w16cid:durableId="1336155960">
+  <w:num w:numId="14">
     <w:abstractNumId w:val="13"/>
   </w:num>
-  <w:num w:numId="15" w16cid:durableId="2003894312">
+  <w:num w:numId="15">
     <w:abstractNumId w:val="12"/>
   </w:num>
-  <w:num w:numId="16" w16cid:durableId="1765301881">
+  <w:num w:numId="16">
     <w:abstractNumId w:val="7"/>
   </w:num>
-  <w:num w:numId="17" w16cid:durableId="1884562059">
+  <w:num w:numId="17">
     <w:abstractNumId w:val="14"/>
   </w:num>
-  <w:num w:numId="18" w16cid:durableId="1040937272">
+  <w:num w:numId="18">
     <w:abstractNumId w:val="11"/>
   </w:num>
-  <w:num w:numId="19" w16cid:durableId="1123695220">
+  <w:num w:numId="19">
     <w:abstractNumId w:val="10"/>
   </w:num>
 </w:numbering>
 </file>
 
 <file path=word/styles.xml><?xml version="1.0" encoding="utf-8"?>
-<w:styles xmlns:mc="http://schemas.openxmlformats.org/markup-compatibility/2006" xmlns:r="http://schemas.openxmlformats.org/officeDocument/2006/relationships" xmlns:w="http://schemas.openxmlformats.org/wordprocessingml/2006/main" xmlns:w14="http://schemas.microsoft.com/office/word/2010/wordml" xmlns:w15="http://schemas.microsoft.com/office/word/2012/wordml" xmlns:w16cex="http://schemas.microsoft.com/office/word/2018/wordml/cex" xmlns:w16cid="http://schemas.microsoft.com/office/word/2016/wordml/cid" xmlns:w16="http://schemas.microsoft.com/office/word/2018/wordml" xmlns:w16du="http://schemas.microsoft.com/office/word/2023/wordml/word16du" xmlns:w16sdtdh="http://schemas.microsoft.com/office/word/2020/wordml/sdtdatahash" xmlns:w16sdtfl="http://schemas.microsoft.com/office/word/2024/wordml/sdtformatlock" xmlns:w16se="http://schemas.microsoft.com/office/word/2015/wordml/symex" mc:Ignorable="w14 w15 w16se w16cid w16 w16cex w16sdtdh w16sdtfl w16du">
+<w:styles xmlns:mc="http://schemas.openxmlformats.org/markup-compatibility/2006" xmlns:r="http://schemas.openxmlformats.org/officeDocument/2006/relationships" xmlns:w="http://schemas.openxmlformats.org/wordprocessingml/2006/main" xmlns:w14="http://schemas.microsoft.com/office/word/2010/wordml" xmlns:w15="http://schemas.microsoft.com/office/word/2012/wordml" xmlns:w16cex="http://schemas.microsoft.com/office/word/2018/wordml/cex" xmlns:w16cid="http://schemas.microsoft.com/office/word/2016/wordml/cid" xmlns:w16="http://schemas.microsoft.com/office/word/2018/wordml" xmlns:w16sdtdh="http://schemas.microsoft.com/office/word/2020/wordml/sdtdatahash" xmlns:w16se="http://schemas.microsoft.com/office/word/2015/wordml/symex" mc:Ignorable="w14 w15 w16se w16cid w16 w16cex w16sdtdh">
   <w:docDefaults>
     <w:rPrDefault>
       <w:rPr>
@@ -21323,6 +21565,78 @@
       <w:u w:val="single"/>
     </w:rPr>
   </w:style>
+  <w:style w:type="character" w:styleId="Jegyzethivatkozs">
+    <w:name w:val="annotation reference"/>
+    <w:basedOn w:val="Bekezdsalapbettpusa"/>
+    <w:uiPriority w:val="99"/>
+    <w:semiHidden/>
+    <w:unhideWhenUsed/>
+    <w:rsid w:val="00AE6BC1"/>
+    <w:rPr>
+      <w:sz w:val="16"/>
+      <w:szCs w:val="16"/>
+    </w:rPr>
+  </w:style>
+  <w:style w:type="paragraph" w:styleId="Jegyzetszveg">
+    <w:name w:val="annotation text"/>
+    <w:basedOn w:val="Norml"/>
+    <w:link w:val="JegyzetszvegChar"/>
+    <w:uiPriority w:val="99"/>
+    <w:semiHidden/>
+    <w:unhideWhenUsed/>
+    <w:rsid w:val="00AE6BC1"/>
+    <w:pPr>
+      <w:spacing w:line="240" w:lineRule="auto"/>
+    </w:pPr>
+    <w:rPr>
+      <w:sz w:val="20"/>
+      <w:szCs w:val="20"/>
+    </w:rPr>
+  </w:style>
+  <w:style w:type="character" w:customStyle="1" w:styleId="JegyzetszvegChar">
+    <w:name w:val="Jegyzetszöveg Char"/>
+    <w:basedOn w:val="Bekezdsalapbettpusa"/>
+    <w:link w:val="Jegyzetszveg"/>
+    <w:uiPriority w:val="99"/>
+    <w:semiHidden/>
+    <w:rsid w:val="00AE6BC1"/>
+    <w:rPr>
+      <w:rFonts w:ascii="Aptos" w:hAnsi="Aptos"/>
+      <w:color w:val="1D252C"/>
+      <w:sz w:val="20"/>
+      <w:szCs w:val="20"/>
+    </w:rPr>
+  </w:style>
+  <w:style w:type="paragraph" w:styleId="Megjegyzstrgya">
+    <w:name w:val="annotation subject"/>
+    <w:basedOn w:val="Jegyzetszveg"/>
+    <w:next w:val="Jegyzetszveg"/>
+    <w:link w:val="MegjegyzstrgyaChar"/>
+    <w:uiPriority w:val="99"/>
+    <w:semiHidden/>
+    <w:unhideWhenUsed/>
+    <w:rsid w:val="00AE6BC1"/>
+    <w:rPr>
+      <w:b/>
+      <w:bCs/>
+    </w:rPr>
+  </w:style>
+  <w:style w:type="character" w:customStyle="1" w:styleId="MegjegyzstrgyaChar">
+    <w:name w:val="Megjegyzés tárgya Char"/>
+    <w:basedOn w:val="JegyzetszvegChar"/>
+    <w:link w:val="Megjegyzstrgya"/>
+    <w:uiPriority w:val="99"/>
+    <w:semiHidden/>
+    <w:rsid w:val="00AE6BC1"/>
+    <w:rPr>
+      <w:rFonts w:ascii="Aptos" w:hAnsi="Aptos"/>
+      <w:b/>
+      <w:bCs/>
+      <w:color w:val="1D252C"/>
+      <w:sz w:val="20"/>
+      <w:szCs w:val="20"/>
+    </w:rPr>
+  </w:style>
 </w:styles>
 </file>
 

--- a/documentation/specification/Second Chef.docx
+++ b/documentation/specification/Second Chef.docx
@@ -118,6 +118,20 @@
     <w:p>
       <w:pPr>
         <w:jc w:val="center"/>
+        <w:rPr>
+          <w:color w:val="5C6770"/>
+        </w:rPr>
+      </w:pPr>
+      <w:r>
+        <w:rPr>
+          <w:color w:val="5C6770"/>
+        </w:rPr>
+        <w:t>Deme Zalán János 13.I</w:t>
+      </w:r>
+    </w:p>
+    <w:p>
+      <w:pPr>
+        <w:jc w:val="center"/>
       </w:pPr>
       <w:r>
         <w:rPr>
@@ -133,21 +147,6 @@
       <w:r>
         <w:rPr>
           <w:color w:val="5C6770"/>
-        </w:rPr>
-        <w:t>Deme Zalán János 13.I</w:t>
-      </w:r>
-    </w:p>
-    <w:p>
-      <w:pPr>
-        <w:jc w:val="center"/>
-        <w:rPr>
-          <w:lang w:val="de-DE"/>
-        </w:rPr>
-      </w:pPr>
-      <w:r>
-        <w:rPr>
-          <w:color w:val="5C6770"/>
-          <w:lang w:val="de-DE"/>
         </w:rPr>
         <w:t>Tóth Kornél 13.I</w:t>
       </w:r>
@@ -2410,323 +2409,14 @@
       <w:pPr>
         <w:pStyle w:val="Cmsor1"/>
       </w:pPr>
-      <w:bookmarkStart w:id="0" w:name="_Toc241231104"/>
+      <w:bookmarkStart w:id="0" w:name="_Toc241231105"/>
       <w:r>
-        <w:t>1. Feladatkiosztás</w:t>
+        <w:t>1</w:t>
+      </w:r>
+      <w:r>
+        <w:t>. Bevezetés</w:t>
       </w:r>
       <w:bookmarkEnd w:id="0"/>
-    </w:p>
-    <w:tbl>
-      <w:tblPr>
-        <w:tblStyle w:val="Rcsostblzat"/>
-        <w:tblW w:w="9360" w:type="dxa"/>
-        <w:tblInd w:w="120" w:type="dxa"/>
-        <w:tblLayout w:type="fixed"/>
-        <w:tblLook w:val="04A0" w:firstRow="1" w:lastRow="0" w:firstColumn="1" w:lastColumn="0" w:noHBand="0" w:noVBand="1"/>
-      </w:tblPr>
-      <w:tblGrid>
-        <w:gridCol w:w="2100"/>
-        <w:gridCol w:w="2300"/>
-        <w:gridCol w:w="4960"/>
-      </w:tblGrid>
-      <w:tr>
-        <w:trPr>
-          <w:cantSplit/>
-          <w:tblHeader/>
-        </w:trPr>
-        <w:tc>
-          <w:tcPr>
-            <w:tcW w:w="2100" w:type="dxa"/>
-            <w:shd w:val="clear" w:color="auto" w:fill="17324D"/>
-            <w:tcMar>
-              <w:top w:w="100" w:type="dxa"/>
-              <w:left w:w="120" w:type="dxa"/>
-              <w:bottom w:w="100" w:type="dxa"/>
-              <w:right w:w="120" w:type="dxa"/>
-            </w:tcMar>
-            <w:vAlign w:val="center"/>
-          </w:tcPr>
-          <w:p>
-            <w:r>
-              <w:rPr>
-                <w:b/>
-                <w:color w:val="FFFFFF"/>
-                <w:sz w:val="18"/>
-              </w:rPr>
-              <w:t>Csapattag</w:t>
-            </w:r>
-          </w:p>
-        </w:tc>
-        <w:tc>
-          <w:tcPr>
-            <w:tcW w:w="2300" w:type="dxa"/>
-            <w:shd w:val="clear" w:color="auto" w:fill="17324D"/>
-            <w:tcMar>
-              <w:top w:w="100" w:type="dxa"/>
-              <w:left w:w="120" w:type="dxa"/>
-              <w:bottom w:w="100" w:type="dxa"/>
-              <w:right w:w="120" w:type="dxa"/>
-            </w:tcMar>
-            <w:vAlign w:val="center"/>
-          </w:tcPr>
-          <w:p>
-            <w:r>
-              <w:rPr>
-                <w:b/>
-                <w:color w:val="FFFFFF"/>
-                <w:sz w:val="18"/>
-              </w:rPr>
-              <w:t>Felelősségi terület</w:t>
-            </w:r>
-          </w:p>
-        </w:tc>
-        <w:tc>
-          <w:tcPr>
-            <w:tcW w:w="4960" w:type="dxa"/>
-            <w:shd w:val="clear" w:color="auto" w:fill="17324D"/>
-            <w:tcMar>
-              <w:top w:w="100" w:type="dxa"/>
-              <w:left w:w="120" w:type="dxa"/>
-              <w:bottom w:w="100" w:type="dxa"/>
-              <w:right w:w="120" w:type="dxa"/>
-            </w:tcMar>
-            <w:vAlign w:val="center"/>
-          </w:tcPr>
-          <w:p>
-            <w:r>
-              <w:rPr>
-                <w:b/>
-                <w:color w:val="FFFFFF"/>
-                <w:sz w:val="18"/>
-              </w:rPr>
-              <w:t>Fő feladatok</w:t>
-            </w:r>
-          </w:p>
-        </w:tc>
-      </w:tr>
-      <w:tr>
-        <w:trPr>
-          <w:cantSplit/>
-        </w:trPr>
-        <w:tc>
-          <w:tcPr>
-            <w:tcW w:w="2100" w:type="dxa"/>
-            <w:tcMar>
-              <w:top w:w="100" w:type="dxa"/>
-              <w:left w:w="120" w:type="dxa"/>
-              <w:bottom w:w="100" w:type="dxa"/>
-              <w:right w:w="120" w:type="dxa"/>
-            </w:tcMar>
-            <w:vAlign w:val="center"/>
-          </w:tcPr>
-          <w:p>
-            <w:r>
-              <w:rPr>
-                <w:sz w:val="18"/>
-              </w:rPr>
-              <w:t>Deme Zalán János</w:t>
-            </w:r>
-          </w:p>
-        </w:tc>
-        <w:tc>
-          <w:tcPr>
-            <w:tcW w:w="2300" w:type="dxa"/>
-            <w:tcMar>
-              <w:top w:w="100" w:type="dxa"/>
-              <w:left w:w="120" w:type="dxa"/>
-              <w:bottom w:w="100" w:type="dxa"/>
-              <w:right w:w="120" w:type="dxa"/>
-            </w:tcMar>
-            <w:vAlign w:val="center"/>
-          </w:tcPr>
-          <w:p>
-            <w:r>
-              <w:rPr>
-                <w:sz w:val="18"/>
-              </w:rPr>
-              <w:t>Mobil és frontend design</w:t>
-            </w:r>
-          </w:p>
-        </w:tc>
-        <w:tc>
-          <w:tcPr>
-            <w:tcW w:w="4960" w:type="dxa"/>
-            <w:tcMar>
-              <w:top w:w="100" w:type="dxa"/>
-              <w:left w:w="120" w:type="dxa"/>
-              <w:bottom w:w="100" w:type="dxa"/>
-              <w:right w:w="120" w:type="dxa"/>
-            </w:tcMar>
-            <w:vAlign w:val="center"/>
-          </w:tcPr>
-          <w:p>
-            <w:r>
-              <w:rPr>
-                <w:sz w:val="18"/>
-              </w:rPr>
-              <w:t>Mobilfelületek; felhasználói folyamatok; komponens- és képernyőtervek; reszponzív megjelenés.</w:t>
-            </w:r>
-          </w:p>
-        </w:tc>
-      </w:tr>
-      <w:tr>
-        <w:trPr>
-          <w:cantSplit/>
-        </w:trPr>
-        <w:tc>
-          <w:tcPr>
-            <w:tcW w:w="2100" w:type="dxa"/>
-            <w:shd w:val="clear" w:color="auto" w:fill="F4F7F8"/>
-            <w:tcMar>
-              <w:top w:w="100" w:type="dxa"/>
-              <w:left w:w="120" w:type="dxa"/>
-              <w:bottom w:w="100" w:type="dxa"/>
-              <w:right w:w="120" w:type="dxa"/>
-            </w:tcMar>
-            <w:vAlign w:val="center"/>
-          </w:tcPr>
-          <w:p>
-            <w:r>
-              <w:rPr>
-                <w:sz w:val="18"/>
-              </w:rPr>
-              <w:t>Kocsis Noel Kristóf</w:t>
-            </w:r>
-          </w:p>
-        </w:tc>
-        <w:tc>
-          <w:tcPr>
-            <w:tcW w:w="2300" w:type="dxa"/>
-            <w:shd w:val="clear" w:color="auto" w:fill="F4F7F8"/>
-            <w:tcMar>
-              <w:top w:w="100" w:type="dxa"/>
-              <w:left w:w="120" w:type="dxa"/>
-              <w:bottom w:w="100" w:type="dxa"/>
-              <w:right w:w="120" w:type="dxa"/>
-            </w:tcMar>
-            <w:vAlign w:val="center"/>
-          </w:tcPr>
-          <w:p>
-            <w:pPr>
-              <w:rPr>
-                <w:lang w:val="hu-HU"/>
-              </w:rPr>
-            </w:pPr>
-            <w:r>
-              <w:rPr>
-                <w:sz w:val="18"/>
-              </w:rPr>
-              <w:t>Tesztelés, frontend és backend</w:t>
-            </w:r>
-          </w:p>
-        </w:tc>
-        <w:tc>
-          <w:tcPr>
-            <w:tcW w:w="4960" w:type="dxa"/>
-            <w:shd w:val="clear" w:color="auto" w:fill="F4F7F8"/>
-            <w:tcMar>
-              <w:top w:w="100" w:type="dxa"/>
-              <w:left w:w="120" w:type="dxa"/>
-              <w:bottom w:w="100" w:type="dxa"/>
-              <w:right w:w="120" w:type="dxa"/>
-            </w:tcMar>
-            <w:vAlign w:val="center"/>
-          </w:tcPr>
-          <w:p>
-            <w:r>
-              <w:rPr>
-                <w:sz w:val="18"/>
-              </w:rPr>
-              <w:t>Webes kliens; API-kapcsolatok; funkcionális tesztek; hibajegyek kezelése.</w:t>
-            </w:r>
-          </w:p>
-        </w:tc>
-      </w:tr>
-      <w:tr>
-        <w:trPr>
-          <w:cantSplit/>
-        </w:trPr>
-        <w:tc>
-          <w:tcPr>
-            <w:tcW w:w="2100" w:type="dxa"/>
-            <w:tcMar>
-              <w:top w:w="100" w:type="dxa"/>
-              <w:left w:w="120" w:type="dxa"/>
-              <w:bottom w:w="100" w:type="dxa"/>
-              <w:right w:w="120" w:type="dxa"/>
-            </w:tcMar>
-            <w:vAlign w:val="center"/>
-          </w:tcPr>
-          <w:p>
-            <w:r>
-              <w:rPr>
-                <w:sz w:val="18"/>
-              </w:rPr>
-              <w:t>Tóth Kornél</w:t>
-            </w:r>
-          </w:p>
-        </w:tc>
-        <w:tc>
-          <w:tcPr>
-            <w:tcW w:w="2300" w:type="dxa"/>
-            <w:tcMar>
-              <w:top w:w="100" w:type="dxa"/>
-              <w:left w:w="120" w:type="dxa"/>
-              <w:bottom w:w="100" w:type="dxa"/>
-              <w:right w:w="120" w:type="dxa"/>
-            </w:tcMar>
-            <w:vAlign w:val="center"/>
-          </w:tcPr>
-          <w:p>
-            <w:r>
-              <w:rPr>
-                <w:sz w:val="18"/>
-              </w:rPr>
-              <w:t>Frontend, backend és DevOps</w:t>
-            </w:r>
-          </w:p>
-        </w:tc>
-        <w:tc>
-          <w:tcPr>
-            <w:tcW w:w="4960" w:type="dxa"/>
-            <w:tcMar>
-              <w:top w:w="100" w:type="dxa"/>
-              <w:left w:w="120" w:type="dxa"/>
-              <w:bottom w:w="100" w:type="dxa"/>
-              <w:right w:w="120" w:type="dxa"/>
-            </w:tcMar>
-            <w:vAlign w:val="center"/>
-          </w:tcPr>
-          <w:p>
-            <w:r>
-              <w:rPr>
-                <w:sz w:val="18"/>
-              </w:rPr>
-              <w:t>Szerveroldali logika; adatbázis; verziókezelés; build és telepítési folyamat.</w:t>
-            </w:r>
-          </w:p>
-        </w:tc>
-      </w:tr>
-    </w:tbl>
-    <w:p>
-      <w:pPr>
-        <w:spacing w:after="20"/>
-      </w:pPr>
-    </w:p>
-    <w:p>
-      <w:r>
-        <w:t>A feladatok az implementáció során egymást átfedhetik. A forráskódot közös verziókezelő rendszerben kell tárolni, a fontosabb módosításokat pedig kódellenőrzéssel és teszteléssel kell lezárni.</w:t>
-      </w:r>
-    </w:p>
-    <w:p>
-      <w:pPr>
-        <w:pStyle w:val="Cmsor1"/>
-      </w:pPr>
-      <w:bookmarkStart w:id="1" w:name="_Toc241231105"/>
-      <w:r>
-        <w:t>2. Bevezetés</w:t>
-      </w:r>
-      <w:bookmarkEnd w:id="1"/>
     </w:p>
     <w:p>
       <w:r>
@@ -2796,21 +2486,27 @@
       <w:pPr>
         <w:pStyle w:val="Cmsor1"/>
       </w:pPr>
-      <w:bookmarkStart w:id="2" w:name="_Toc241231106"/>
+      <w:bookmarkStart w:id="1" w:name="_Toc241231106"/>
       <w:r>
-        <w:t>3. A projekt célja és hatóköre</w:t>
+        <w:t>2</w:t>
+      </w:r>
+      <w:r>
+        <w:t>. A projekt célja és hatóköre</w:t>
+      </w:r>
+      <w:bookmarkEnd w:id="1"/>
+    </w:p>
+    <w:p>
+      <w:pPr>
+        <w:pStyle w:val="Cmsor2"/>
+      </w:pPr>
+      <w:bookmarkStart w:id="2" w:name="_Toc241231107"/>
+      <w:r>
+        <w:t>2</w:t>
+      </w:r>
+      <w:r>
+        <w:t>.1. Fő célok</w:t>
       </w:r>
       <w:bookmarkEnd w:id="2"/>
-    </w:p>
-    <w:p>
-      <w:pPr>
-        <w:pStyle w:val="Cmsor2"/>
-      </w:pPr>
-      <w:bookmarkStart w:id="3" w:name="_Toc241231107"/>
-      <w:r>
-        <w:t>3.1. Fő célok</w:t>
-      </w:r>
-      <w:bookmarkEnd w:id="3"/>
     </w:p>
     <w:p>
       <w:pPr>
@@ -2856,12 +2552,14 @@
       <w:pPr>
         <w:pStyle w:val="Cmsor1"/>
       </w:pPr>
-      <w:bookmarkStart w:id="4" w:name="_Toc241231108"/>
+      <w:bookmarkStart w:id="3" w:name="_Toc241231108"/>
       <w:r>
-        <w:lastRenderedPageBreak/>
-        <w:t>4. Célcsoport és felhasználói szerepkörök</w:t>
+        <w:t>3</w:t>
       </w:r>
-      <w:bookmarkEnd w:id="4"/>
+      <w:r>
+        <w:t>. Célcsoport és felhasználói szerepkörök</w:t>
+      </w:r>
+      <w:bookmarkEnd w:id="3"/>
     </w:p>
     <w:tbl>
       <w:tblPr>
@@ -3159,14 +2857,17 @@
       <w:pPr>
         <w:pStyle w:val="Cmsor2"/>
       </w:pPr>
-      <w:bookmarkStart w:id="5" w:name="_Toc241231109"/>
+      <w:bookmarkStart w:id="4" w:name="_Toc241231109"/>
       <w:r>
-        <w:t>4.1</w:t>
+        <w:t>3</w:t>
+      </w:r>
+      <w:r>
+        <w:t>.1</w:t>
       </w:r>
       <w:r>
         <w:t xml:space="preserve"> A felhasználői szerepkörökről</w:t>
       </w:r>
-      <w:bookmarkEnd w:id="5"/>
+      <w:bookmarkEnd w:id="4"/>
     </w:p>
     <w:p>
       <w:pPr>
@@ -3219,6 +2920,7 @@
         </w:numPr>
       </w:pPr>
       <w:r>
+        <w:lastRenderedPageBreak/>
         <w:t>A</w:t>
       </w:r>
       <w:r>
@@ -3242,21 +2944,27 @@
       <w:pPr>
         <w:pStyle w:val="Cmsor1"/>
       </w:pPr>
-      <w:bookmarkStart w:id="6" w:name="_Toc241231110"/>
+      <w:bookmarkStart w:id="5" w:name="_Toc241231110"/>
       <w:r>
-        <w:t>5. Funkcionális követelmények</w:t>
+        <w:t>4</w:t>
+      </w:r>
+      <w:r>
+        <w:t>. Funkcionális követelmények</w:t>
+      </w:r>
+      <w:bookmarkEnd w:id="5"/>
+    </w:p>
+    <w:p>
+      <w:pPr>
+        <w:pStyle w:val="Cmsor2"/>
+      </w:pPr>
+      <w:bookmarkStart w:id="6" w:name="_Toc241231111"/>
+      <w:r>
+        <w:t>4</w:t>
+      </w:r>
+      <w:r>
+        <w:t>.1. Regisztráció, bejelentkezés és profil</w:t>
       </w:r>
       <w:bookmarkEnd w:id="6"/>
-    </w:p>
-    <w:p>
-      <w:pPr>
-        <w:pStyle w:val="Cmsor2"/>
-      </w:pPr>
-      <w:bookmarkStart w:id="7" w:name="_Toc241231111"/>
-      <w:r>
-        <w:t>5.1. Regisztráció, bejelentkezés és profil</w:t>
-      </w:r>
-      <w:bookmarkEnd w:id="7"/>
     </w:p>
     <w:tbl>
       <w:tblPr>
@@ -3572,11 +3280,14 @@
       <w:pPr>
         <w:pStyle w:val="Cmsor2"/>
       </w:pPr>
-      <w:bookmarkStart w:id="8" w:name="_Toc241231112"/>
+      <w:bookmarkStart w:id="7" w:name="_Toc241231112"/>
       <w:r>
-        <w:t>5.2. Otthoni alapanyagok kezelése</w:t>
+        <w:t>4</w:t>
       </w:r>
-      <w:bookmarkEnd w:id="8"/>
+      <w:r>
+        <w:t>.2. Otthoni alapanyagok kezelése</w:t>
+      </w:r>
+      <w:bookmarkEnd w:id="7"/>
     </w:p>
     <w:p>
       <w:r>
@@ -3626,7 +3337,6 @@
                 <w:color w:val="FFFFFF"/>
                 <w:sz w:val="18"/>
               </w:rPr>
-              <w:lastRenderedPageBreak/>
               <w:t>Azonosító</w:t>
             </w:r>
           </w:p>
@@ -3897,11 +3607,14 @@
       <w:pPr>
         <w:pStyle w:val="Cmsor2"/>
       </w:pPr>
-      <w:bookmarkStart w:id="9" w:name="_Toc241231113"/>
+      <w:bookmarkStart w:id="8" w:name="_Toc241231113"/>
       <w:r>
-        <w:t>5.3. Alapanyagok felismerése fotóról</w:t>
+        <w:t>4</w:t>
       </w:r>
-      <w:bookmarkEnd w:id="9"/>
+      <w:r>
+        <w:t>.3. Alapanyagok felismerése fotóról</w:t>
+      </w:r>
+      <w:bookmarkEnd w:id="8"/>
     </w:p>
     <w:p>
       <w:pPr>
@@ -3972,11 +3685,15 @@
       <w:pPr>
         <w:pStyle w:val="Cmsor2"/>
       </w:pPr>
-      <w:bookmarkStart w:id="10" w:name="_Toc241231114"/>
+      <w:bookmarkStart w:id="9" w:name="_Toc241231114"/>
       <w:r>
-        <w:t>5.4. Üzlet kiválasztása és bevásárlási támogatás</w:t>
+        <w:lastRenderedPageBreak/>
+        <w:t>4</w:t>
       </w:r>
-      <w:bookmarkEnd w:id="10"/>
+      <w:r>
+        <w:t>.4. Üzlet kiválasztása és bevásárlási támogatás</w:t>
+      </w:r>
+      <w:bookmarkEnd w:id="9"/>
     </w:p>
     <w:tbl>
       <w:tblPr>
@@ -4353,11 +4070,14 @@
       <w:pPr>
         <w:pStyle w:val="Cmsor2"/>
       </w:pPr>
-      <w:bookmarkStart w:id="11" w:name="_Toc241231115"/>
+      <w:bookmarkStart w:id="10" w:name="_Toc241231115"/>
       <w:r>
-        <w:t>5.5. Ízlés, étrend és allergiák</w:t>
+        <w:t>4</w:t>
       </w:r>
-      <w:bookmarkEnd w:id="11"/>
+      <w:r>
+        <w:t>.5. Ízlés, étrend és allergiák</w:t>
+      </w:r>
+      <w:bookmarkEnd w:id="10"/>
     </w:p>
     <w:tbl>
       <w:tblPr>
@@ -4600,7 +4320,6 @@
               <w:rPr>
                 <w:sz w:val="18"/>
               </w:rPr>
-              <w:lastRenderedPageBreak/>
               <w:t>Étrend</w:t>
             </w:r>
           </w:p>
@@ -4724,9 +4443,12 @@
       <w:pPr>
         <w:pStyle w:val="Cmsor2"/>
       </w:pPr>
-      <w:bookmarkStart w:id="12" w:name="_Toc241231116"/>
+      <w:bookmarkStart w:id="11" w:name="_Toc241231116"/>
       <w:r>
-        <w:t>5.</w:t>
+        <w:t>4</w:t>
+      </w:r>
+      <w:r>
+        <w:t>.</w:t>
       </w:r>
       <w:r>
         <w:t>6</w:t>
@@ -4740,7 +4462,7 @@
       <w:r>
         <w:t xml:space="preserve"> receptválogatás</w:t>
       </w:r>
-      <w:bookmarkEnd w:id="12"/>
+      <w:bookmarkEnd w:id="11"/>
     </w:p>
     <w:tbl>
       <w:tblPr>
@@ -5010,6 +4732,7 @@
               <w:rPr>
                 <w:sz w:val="18"/>
               </w:rPr>
+              <w:lastRenderedPageBreak/>
               <w:t>Lista mód</w:t>
             </w:r>
           </w:p>
@@ -5045,11 +4768,20 @@
       <w:pPr>
         <w:pStyle w:val="Cmsor2"/>
       </w:pPr>
-      <w:bookmarkStart w:id="13" w:name="_Toc241231117"/>
+      <w:bookmarkStart w:id="12" w:name="_Toc241231117"/>
       <w:r>
-        <w:t>5.10. Recept részletei és mentések</w:t>
+        <w:t>4</w:t>
       </w:r>
-      <w:bookmarkEnd w:id="13"/>
+      <w:r>
+        <w:t>.</w:t>
+      </w:r>
+      <w:r>
+        <w:t>7</w:t>
+      </w:r>
+      <w:r>
+        <w:t>. Recept részletei és mentések</w:t>
+      </w:r>
+      <w:bookmarkEnd w:id="12"/>
     </w:p>
     <w:p>
       <w:pPr>
@@ -5115,11 +4847,14 @@
       <w:pPr>
         <w:pStyle w:val="Cmsor1"/>
       </w:pPr>
-      <w:bookmarkStart w:id="14" w:name="_Toc241231118"/>
+      <w:bookmarkStart w:id="13" w:name="_Toc241231118"/>
       <w:r>
-        <w:t>6. Kompatibilitás</w:t>
+        <w:t>5</w:t>
       </w:r>
-      <w:bookmarkEnd w:id="14"/>
+      <w:r>
+        <w:t>. Kompatibilitás</w:t>
+      </w:r>
+      <w:bookmarkEnd w:id="13"/>
     </w:p>
     <w:tbl>
       <w:tblPr>
@@ -5275,29 +5010,46 @@
     <w:p>
       <w:pPr>
         <w:pStyle w:val="Cmsor1"/>
-      </w:pPr>
-      <w:bookmarkStart w:id="15" w:name="_Toc241231119"/>
+        <w:rPr>
+          <w:lang w:val="de-DE"/>
+        </w:rPr>
+      </w:pPr>
+      <w:bookmarkStart w:id="14" w:name="_Toc241231119"/>
       <w:r>
-        <w:lastRenderedPageBreak/>
-        <w:t>7</w:t>
+        <w:rPr>
+          <w:lang w:val="de-DE"/>
+        </w:rPr>
+        <w:t>6</w:t>
       </w:r>
       <w:r>
+        <w:rPr>
+          <w:lang w:val="de-DE"/>
+        </w:rPr>
         <w:t>. Fő felhasználói folyamatok</w:t>
       </w:r>
-      <w:bookmarkEnd w:id="15"/>
+      <w:bookmarkEnd w:id="14"/>
     </w:p>
     <w:p>
       <w:pPr>
         <w:pStyle w:val="Cmsor2"/>
-      </w:pPr>
-      <w:bookmarkStart w:id="16" w:name="_Toc241231120"/>
+        <w:rPr>
+          <w:lang w:val="de-DE"/>
+        </w:rPr>
+      </w:pPr>
+      <w:bookmarkStart w:id="15" w:name="_Toc241231120"/>
       <w:r>
-        <w:t>7</w:t>
+        <w:rPr>
+          <w:lang w:val="de-DE"/>
+        </w:rPr>
+        <w:t>6</w:t>
       </w:r>
       <w:r>
+        <w:rPr>
+          <w:lang w:val="de-DE"/>
+        </w:rPr>
         <w:t>.1. Első használat</w:t>
       </w:r>
-      <w:bookmarkEnd w:id="16"/>
+      <w:bookmarkEnd w:id="15"/>
     </w:p>
     <w:p>
       <w:pPr>
@@ -5375,11 +5127,14 @@
       <w:pPr>
         <w:pStyle w:val="Cmsor2"/>
       </w:pPr>
-      <w:bookmarkStart w:id="17" w:name="_Toc241231121"/>
+      <w:bookmarkStart w:id="16" w:name="_Toc241231121"/>
       <w:r>
-        <w:t>7.2 Gyors ebédkeresés</w:t>
+        <w:t>6</w:t>
       </w:r>
-      <w:bookmarkEnd w:id="17"/>
+      <w:r>
+        <w:t>.2 Gyors ebédkeresés</w:t>
+      </w:r>
+      <w:bookmarkEnd w:id="16"/>
     </w:p>
     <w:p>
       <w:pPr>
@@ -5445,11 +5200,15 @@
       <w:pPr>
         <w:pStyle w:val="Cmsor2"/>
       </w:pPr>
-      <w:bookmarkStart w:id="18" w:name="_Toc241231122"/>
+      <w:bookmarkStart w:id="17" w:name="_Toc241231122"/>
       <w:r>
-        <w:t>7.3. Általános recept keresés</w:t>
+        <w:lastRenderedPageBreak/>
+        <w:t>6</w:t>
       </w:r>
-      <w:bookmarkEnd w:id="18"/>
+      <w:r>
+        <w:t>.3. Általános recept keresés</w:t>
+      </w:r>
+      <w:bookmarkEnd w:id="17"/>
     </w:p>
     <w:p>
       <w:pPr>
@@ -5521,14 +5280,14 @@
       <w:pPr>
         <w:pStyle w:val="Cmsor1"/>
       </w:pPr>
-      <w:bookmarkStart w:id="19" w:name="_Toc241231123"/>
+      <w:bookmarkStart w:id="18" w:name="_Toc241231123"/>
       <w:r>
-        <w:t>8</w:t>
+        <w:t>7</w:t>
       </w:r>
       <w:r>
         <w:t>. Üzleti szabályok és számítások</w:t>
       </w:r>
-      <w:bookmarkEnd w:id="19"/>
+      <w:bookmarkEnd w:id="18"/>
     </w:p>
     <w:tbl>
       <w:tblPr>
@@ -5844,7 +5603,6 @@
               <w:rPr>
                 <w:sz w:val="18"/>
               </w:rPr>
-              <w:lastRenderedPageBreak/>
               <w:t>Készlet és ár</w:t>
             </w:r>
           </w:p>
@@ -5881,9 +5639,9 @@
       <w:pPr>
         <w:pStyle w:val="Cmsor1"/>
       </w:pPr>
-      <w:bookmarkStart w:id="20" w:name="_Toc241231124"/>
+      <w:bookmarkStart w:id="19" w:name="_Toc241231124"/>
       <w:r>
-        <w:t>9</w:t>
+        <w:t>8</w:t>
       </w:r>
       <w:r>
         <w:t xml:space="preserve">. </w:t>
@@ -5891,7 +5649,7 @@
       <w:r>
         <w:t>Rögzítendő adatok</w:t>
       </w:r>
-      <w:bookmarkEnd w:id="20"/>
+      <w:bookmarkEnd w:id="19"/>
     </w:p>
     <w:tbl>
       <w:tblPr>
@@ -6177,6 +5935,7 @@
               <w:rPr>
                 <w:sz w:val="18"/>
               </w:rPr>
+              <w:lastRenderedPageBreak/>
               <w:t>Értékelés</w:t>
             </w:r>
           </w:p>
@@ -6308,14 +6067,14 @@
       <w:pPr>
         <w:pStyle w:val="Cmsor2"/>
       </w:pPr>
-      <w:bookmarkStart w:id="21" w:name="_Toc241231125"/>
+      <w:bookmarkStart w:id="20" w:name="_Toc241231125"/>
       <w:r>
-        <w:t>9</w:t>
+        <w:t>8</w:t>
       </w:r>
       <w:r>
         <w:t>.1. A képek tárolásáról</w:t>
       </w:r>
-      <w:bookmarkEnd w:id="21"/>
+      <w:bookmarkEnd w:id="20"/>
     </w:p>
     <w:p>
       <w:pPr>
@@ -6355,14 +6114,14 @@
       <w:pPr>
         <w:pStyle w:val="Cmsor1"/>
       </w:pPr>
-      <w:bookmarkStart w:id="22" w:name="_Toc241231126"/>
+      <w:bookmarkStart w:id="21" w:name="_Toc241231126"/>
       <w:r>
-        <w:t>10</w:t>
+        <w:t>9</w:t>
       </w:r>
       <w:r>
         <w:t>. Rendszerarchitektúra és integrációk</w:t>
       </w:r>
-      <w:bookmarkEnd w:id="22"/>
+      <w:bookmarkEnd w:id="21"/>
     </w:p>
     <w:p>
       <w:r>
@@ -6676,7 +6435,6 @@
               <w:rPr>
                 <w:sz w:val="18"/>
               </w:rPr>
-              <w:lastRenderedPageBreak/>
               <w:t>Ada</w:t>
             </w:r>
             <w:r>
@@ -6773,7 +6531,13 @@
               <w:rPr>
                 <w:sz w:val="18"/>
               </w:rPr>
-              <w:t>Képből alapanyag-javaslatok</w:t>
+              <w:t xml:space="preserve">Képből </w:t>
+            </w:r>
+            <w:r>
+              <w:rPr>
+                <w:sz w:val="18"/>
+              </w:rPr>
+              <w:t>recept javaslat</w:t>
             </w:r>
           </w:p>
         </w:tc>
@@ -6871,11 +6635,14 @@
       <w:pPr>
         <w:pStyle w:val="Cmsor2"/>
       </w:pPr>
-      <w:bookmarkStart w:id="23" w:name="_Toc241231127"/>
+      <w:bookmarkStart w:id="22" w:name="_Toc241231127"/>
       <w:r>
-        <w:t>10.1. Szerver és üzemeltetési környezet</w:t>
+        <w:t>9</w:t>
       </w:r>
-      <w:bookmarkEnd w:id="23"/>
+      <w:r>
+        <w:t>.1. Szerver és üzemeltetési környezet</w:t>
+      </w:r>
+      <w:bookmarkEnd w:id="22"/>
     </w:p>
     <w:tbl>
       <w:tblPr>
@@ -6952,10 +6719,7 @@
           </w:tcPr>
           <w:p>
             <w:r>
-              <w:t xml:space="preserve">Ubuntu Server LTS a backend alkalmazást futtató </w:t>
-            </w:r>
-            <w:r>
-              <w:t>szerveren.</w:t>
+              <w:t>Ubuntu Server LTS a backend alkalmazást futtató szerveren.</w:t>
             </w:r>
           </w:p>
         </w:tc>
@@ -6982,10 +6746,7 @@
           </w:tcPr>
           <w:p>
             <w:r>
-              <w:t xml:space="preserve">Nginx: HTTPS kapcsolat kezelése és a kérések továbbítása a </w:t>
-            </w:r>
-            <w:r>
-              <w:t>backend felé.</w:t>
+              <w:t>Nginx: HTTPS kapcsolat kezelése és a kérések továbbítása a backend felé.</w:t>
             </w:r>
           </w:p>
         </w:tc>
@@ -7010,10 +6771,7 @@
           </w:tcPr>
           <w:p>
             <w:r>
-              <w:t>Prisma Postgres: felhőben kezelt PostgreSQL adatbázis. A backend a Prisma ORM segítségével éri el az adatokat és kezeli az adatbázis s</w:t>
-            </w:r>
-            <w:r>
-              <w:t>émájának változásait.</w:t>
+              <w:t>Prisma Postgres: felhőben kezelt PostgreSQL adatbázis. A backend a Prisma ORM segítségével éri el az adatokat és kezeli az adatbázis sémájának változásait.</w:t>
             </w:r>
           </w:p>
         </w:tc>
@@ -7055,6 +6813,7 @@
           </w:tcPr>
           <w:p>
             <w:r>
+              <w:lastRenderedPageBreak/>
               <w:t>Tárhelyigény</w:t>
             </w:r>
           </w:p>
@@ -7065,10 +6824,7 @@
           </w:tcPr>
           <w:p>
             <w:r>
-              <w:t>Induláskor becslésként 20 GB szervertárhely a</w:t>
-            </w:r>
-            <w:r>
-              <w:t>z alkalmazás, naplók és ideiglenes fájlok számára; 5 GB adatbázis-kapacitás és 20 GB objektumtárhely a képekhez. A tényleges igényt a felhasználók és képfeltöltések száma alapján kell felülvizsgálni.</w:t>
+              <w:t>Induláskor becslésként 20 GB szervertárhely az alkalmazás, naplók és ideiglenes fájlok számára; 5 GB adatbázis-kapacitás és 20 GB objektumtárhely a képekhez. A tényleges igényt a felhasználók és képfeltöltések száma alapján kell felülvizsgálni.</w:t>
             </w:r>
           </w:p>
         </w:tc>
@@ -7095,10 +6851,7 @@
           </w:tcPr>
           <w:p>
             <w:r>
-              <w:t>A backend javasolt futtatási környeze</w:t>
-            </w:r>
-            <w:r>
-              <w:t>te AWS EC2 (Ubuntu Server); a felhasználói és receptképek AWS S3 tárhelyre kerülnek, a PostgreSQL adatbázist a Prisma Postgres szolgáltatja. A szolgáltatóválasztás a fejlesztés során véglegesíthető.</w:t>
+              <w:t>A backend javasolt futtatási környezete AWS EC2 (Ubuntu Server); a felhasználói és receptképek AWS S3 tárhelyre kerülnek, a PostgreSQL adatbázist a Prisma Postgres szolgáltatja. A szolgáltatóválasztás a fejlesztés során véglegesíthető.</w:t>
             </w:r>
           </w:p>
         </w:tc>
@@ -7113,11 +6866,14 @@
       <w:pPr>
         <w:pStyle w:val="Cmsor1"/>
       </w:pPr>
-      <w:bookmarkStart w:id="24" w:name="_Toc241231128"/>
+      <w:bookmarkStart w:id="23" w:name="_Toc241231128"/>
       <w:r>
-        <w:t>11. Tesztelés</w:t>
+        <w:t>10</w:t>
       </w:r>
-      <w:bookmarkEnd w:id="24"/>
+      <w:r>
+        <w:t>. Tesztelés</w:t>
+      </w:r>
+      <w:bookmarkEnd w:id="23"/>
     </w:p>
     <w:tbl>
       <w:tblPr>
@@ -7369,7 +7125,6 @@
               <w:rPr>
                 <w:sz w:val="18"/>
               </w:rPr>
-              <w:lastRenderedPageBreak/>
               <w:t>Black-box tesztelés</w:t>
             </w:r>
           </w:p>
@@ -7589,17 +7344,17 @@
       <w:pPr>
         <w:pStyle w:val="Cmsor1"/>
       </w:pPr>
-      <w:bookmarkStart w:id="25" w:name="_Toc241231129"/>
+      <w:bookmarkStart w:id="24" w:name="_Toc241231129"/>
       <w:r>
         <w:t>1</w:t>
       </w:r>
       <w:r>
-        <w:t>2</w:t>
+        <w:t>1</w:t>
       </w:r>
       <w:r>
         <w:t>. Nem funkcionális követelmények</w:t>
       </w:r>
-      <w:bookmarkEnd w:id="25"/>
+      <w:bookmarkEnd w:id="24"/>
     </w:p>
     <w:tbl>
       <w:tblPr>
@@ -7731,6 +7486,7 @@
               <w:rPr>
                 <w:sz w:val="18"/>
               </w:rPr>
+              <w:lastRenderedPageBreak/>
               <w:t>Biztonság</w:t>
             </w:r>
           </w:p>
@@ -7996,7 +7752,7 @@
       <w:pPr>
         <w:pStyle w:val="Cmsor2"/>
       </w:pPr>
-      <w:bookmarkStart w:id="26" w:name="_Toc241231130"/>
+      <w:bookmarkStart w:id="25" w:name="_Toc241231130"/>
       <w:r>
         <w:t>1</w:t>
       </w:r>
@@ -8009,7 +7765,7 @@
       <w:r>
         <w:t>. Biztonság és adatvédelem</w:t>
       </w:r>
-      <w:bookmarkEnd w:id="26"/>
+      <w:bookmarkEnd w:id="25"/>
     </w:p>
     <w:tbl>
       <w:tblPr>
@@ -8089,7 +7845,6 @@
               <w:rPr>
                 <w:sz w:val="18"/>
               </w:rPr>
-              <w:lastRenderedPageBreak/>
               <w:t>Jelszókezelés</w:t>
             </w:r>
           </w:p>
@@ -8111,7 +7866,21 @@
                 <w:sz w:val="18"/>
                 <w:szCs w:val="18"/>
               </w:rPr>
-              <w:t>Jelszavak tárolása korszerű, sózott, visszafejthetetlen kódolással (hash, pl. bcrypt).</w:t>
+              <w:t>Jelszavak tárolása korszerű, s</w:t>
+            </w:r>
+            <w:r>
+              <w:rPr>
+                <w:sz w:val="18"/>
+                <w:szCs w:val="18"/>
+              </w:rPr>
+              <w:t>alted</w:t>
+            </w:r>
+            <w:r>
+              <w:rPr>
+                <w:sz w:val="18"/>
+                <w:szCs w:val="18"/>
+              </w:rPr>
+              <w:t>, visszafejthetetlen kódolással (hash, pl. bcrypt).</w:t>
             </w:r>
           </w:p>
           <w:p>
@@ -8233,17 +8002,17 @@
       <w:pPr>
         <w:pStyle w:val="Cmsor1"/>
       </w:pPr>
-      <w:bookmarkStart w:id="27" w:name="_Toc241231131"/>
+      <w:bookmarkStart w:id="26" w:name="_Toc241231131"/>
       <w:r>
         <w:t>1</w:t>
       </w:r>
       <w:r>
-        <w:t>3</w:t>
+        <w:t>2</w:t>
       </w:r>
       <w:r>
         <w:t>. Felhasználói felület és képernyők</w:t>
       </w:r>
-      <w:bookmarkEnd w:id="27"/>
+      <w:bookmarkEnd w:id="26"/>
     </w:p>
     <w:tbl>
       <w:tblPr>
@@ -8559,6 +8328,7 @@
               <w:rPr>
                 <w:sz w:val="18"/>
               </w:rPr>
+              <w:lastRenderedPageBreak/>
               <w:t>Kedvencek</w:t>
             </w:r>
           </w:p>
@@ -8692,12 +8462,12 @@
       <w:pPr>
         <w:pStyle w:val="Cmsor1"/>
       </w:pPr>
-      <w:bookmarkStart w:id="28" w:name="_Toc241231132"/>
+      <w:bookmarkStart w:id="27" w:name="_Toc241231132"/>
       <w:r>
         <w:t>1</w:t>
       </w:r>
       <w:r>
-        <w:t>4</w:t>
+        <w:t>3</w:t>
       </w:r>
       <w:r>
         <w:t xml:space="preserve">. </w:t>
@@ -8708,7 +8478,7 @@
       <w:r>
         <w:t>ejlesztési ütemezés</w:t>
       </w:r>
-      <w:bookmarkEnd w:id="28"/>
+      <w:bookmarkEnd w:id="27"/>
     </w:p>
     <w:tbl>
       <w:tblPr>
@@ -9041,7 +8811,6 @@
               <w:rPr>
                 <w:sz w:val="18"/>
               </w:rPr>
-              <w:lastRenderedPageBreak/>
               <w:t>4. Vásárlási integráció</w:t>
             </w:r>
           </w:p>
@@ -9155,6 +8924,330 @@
         </w:tc>
       </w:tr>
     </w:tbl>
+    <w:p>
+      <w:pPr>
+        <w:pStyle w:val="Cmsor1"/>
+      </w:pPr>
+      <w:bookmarkStart w:id="28" w:name="_Toc241231104"/>
+      <w:r>
+        <w:t>1</w:t>
+      </w:r>
+      <w:r>
+        <w:t>4</w:t>
+      </w:r>
+      <w:r>
+        <w:t>. Feladatkiosztás</w:t>
+      </w:r>
+      <w:bookmarkEnd w:id="28"/>
+    </w:p>
+    <w:tbl>
+      <w:tblPr>
+        <w:tblStyle w:val="Rcsostblzat"/>
+        <w:tblW w:w="9360" w:type="dxa"/>
+        <w:tblInd w:w="120" w:type="dxa"/>
+        <w:tblLayout w:type="fixed"/>
+        <w:tblLook w:val="04A0" w:firstRow="1" w:lastRow="0" w:firstColumn="1" w:lastColumn="0" w:noHBand="0" w:noVBand="1"/>
+      </w:tblPr>
+      <w:tblGrid>
+        <w:gridCol w:w="2100"/>
+        <w:gridCol w:w="2300"/>
+        <w:gridCol w:w="4960"/>
+      </w:tblGrid>
+      <w:tr>
+        <w:trPr>
+          <w:cantSplit/>
+          <w:tblHeader/>
+        </w:trPr>
+        <w:tc>
+          <w:tcPr>
+            <w:tcW w:w="2100" w:type="dxa"/>
+            <w:shd w:val="clear" w:color="auto" w:fill="17324D"/>
+            <w:tcMar>
+              <w:top w:w="100" w:type="dxa"/>
+              <w:left w:w="120" w:type="dxa"/>
+              <w:bottom w:w="100" w:type="dxa"/>
+              <w:right w:w="120" w:type="dxa"/>
+            </w:tcMar>
+            <w:vAlign w:val="center"/>
+          </w:tcPr>
+          <w:p>
+            <w:r>
+              <w:rPr>
+                <w:b/>
+                <w:color w:val="FFFFFF"/>
+                <w:sz w:val="18"/>
+              </w:rPr>
+              <w:t>Csapattag</w:t>
+            </w:r>
+          </w:p>
+        </w:tc>
+        <w:tc>
+          <w:tcPr>
+            <w:tcW w:w="2300" w:type="dxa"/>
+            <w:shd w:val="clear" w:color="auto" w:fill="17324D"/>
+            <w:tcMar>
+              <w:top w:w="100" w:type="dxa"/>
+              <w:left w:w="120" w:type="dxa"/>
+              <w:bottom w:w="100" w:type="dxa"/>
+              <w:right w:w="120" w:type="dxa"/>
+            </w:tcMar>
+            <w:vAlign w:val="center"/>
+          </w:tcPr>
+          <w:p>
+            <w:r>
+              <w:rPr>
+                <w:b/>
+                <w:color w:val="FFFFFF"/>
+                <w:sz w:val="18"/>
+              </w:rPr>
+              <w:t>Felelősségi terület</w:t>
+            </w:r>
+          </w:p>
+        </w:tc>
+        <w:tc>
+          <w:tcPr>
+            <w:tcW w:w="4960" w:type="dxa"/>
+            <w:shd w:val="clear" w:color="auto" w:fill="17324D"/>
+            <w:tcMar>
+              <w:top w:w="100" w:type="dxa"/>
+              <w:left w:w="120" w:type="dxa"/>
+              <w:bottom w:w="100" w:type="dxa"/>
+              <w:right w:w="120" w:type="dxa"/>
+            </w:tcMar>
+            <w:vAlign w:val="center"/>
+          </w:tcPr>
+          <w:p>
+            <w:r>
+              <w:rPr>
+                <w:b/>
+                <w:color w:val="FFFFFF"/>
+                <w:sz w:val="18"/>
+              </w:rPr>
+              <w:t>Fő feladatok</w:t>
+            </w:r>
+          </w:p>
+        </w:tc>
+      </w:tr>
+      <w:tr>
+        <w:trPr>
+          <w:cantSplit/>
+        </w:trPr>
+        <w:tc>
+          <w:tcPr>
+            <w:tcW w:w="2100" w:type="dxa"/>
+            <w:tcMar>
+              <w:top w:w="100" w:type="dxa"/>
+              <w:left w:w="120" w:type="dxa"/>
+              <w:bottom w:w="100" w:type="dxa"/>
+              <w:right w:w="120" w:type="dxa"/>
+            </w:tcMar>
+            <w:vAlign w:val="center"/>
+          </w:tcPr>
+          <w:p>
+            <w:r>
+              <w:rPr>
+                <w:sz w:val="18"/>
+              </w:rPr>
+              <w:t>Deme Zalán János</w:t>
+            </w:r>
+          </w:p>
+        </w:tc>
+        <w:tc>
+          <w:tcPr>
+            <w:tcW w:w="2300" w:type="dxa"/>
+            <w:tcMar>
+              <w:top w:w="100" w:type="dxa"/>
+              <w:left w:w="120" w:type="dxa"/>
+              <w:bottom w:w="100" w:type="dxa"/>
+              <w:right w:w="120" w:type="dxa"/>
+            </w:tcMar>
+            <w:vAlign w:val="center"/>
+          </w:tcPr>
+          <w:p>
+            <w:r>
+              <w:rPr>
+                <w:sz w:val="18"/>
+              </w:rPr>
+              <w:t>Mobil és frontend design</w:t>
+            </w:r>
+          </w:p>
+        </w:tc>
+        <w:tc>
+          <w:tcPr>
+            <w:tcW w:w="4960" w:type="dxa"/>
+            <w:tcMar>
+              <w:top w:w="100" w:type="dxa"/>
+              <w:left w:w="120" w:type="dxa"/>
+              <w:bottom w:w="100" w:type="dxa"/>
+              <w:right w:w="120" w:type="dxa"/>
+            </w:tcMar>
+            <w:vAlign w:val="center"/>
+          </w:tcPr>
+          <w:p>
+            <w:r>
+              <w:rPr>
+                <w:sz w:val="18"/>
+              </w:rPr>
+              <w:t>Mobilfelületek; felhasználói folyamatok; komponens- és képernyőtervek; reszponzív megjelenés.</w:t>
+            </w:r>
+          </w:p>
+        </w:tc>
+      </w:tr>
+      <w:tr>
+        <w:trPr>
+          <w:cantSplit/>
+        </w:trPr>
+        <w:tc>
+          <w:tcPr>
+            <w:tcW w:w="2100" w:type="dxa"/>
+            <w:shd w:val="clear" w:color="auto" w:fill="F4F7F8"/>
+            <w:tcMar>
+              <w:top w:w="100" w:type="dxa"/>
+              <w:left w:w="120" w:type="dxa"/>
+              <w:bottom w:w="100" w:type="dxa"/>
+              <w:right w:w="120" w:type="dxa"/>
+            </w:tcMar>
+            <w:vAlign w:val="center"/>
+          </w:tcPr>
+          <w:p>
+            <w:r>
+              <w:rPr>
+                <w:sz w:val="18"/>
+              </w:rPr>
+              <w:t>Kocsis Noel Kristóf</w:t>
+            </w:r>
+          </w:p>
+        </w:tc>
+        <w:tc>
+          <w:tcPr>
+            <w:tcW w:w="2300" w:type="dxa"/>
+            <w:shd w:val="clear" w:color="auto" w:fill="F4F7F8"/>
+            <w:tcMar>
+              <w:top w:w="100" w:type="dxa"/>
+              <w:left w:w="120" w:type="dxa"/>
+              <w:bottom w:w="100" w:type="dxa"/>
+              <w:right w:w="120" w:type="dxa"/>
+            </w:tcMar>
+            <w:vAlign w:val="center"/>
+          </w:tcPr>
+          <w:p>
+            <w:pPr>
+              <w:rPr>
+                <w:lang w:val="hu-HU"/>
+              </w:rPr>
+            </w:pPr>
+            <w:r>
+              <w:rPr>
+                <w:sz w:val="18"/>
+              </w:rPr>
+              <w:t>Tesztelés, frontend és backend</w:t>
+            </w:r>
+          </w:p>
+        </w:tc>
+        <w:tc>
+          <w:tcPr>
+            <w:tcW w:w="4960" w:type="dxa"/>
+            <w:shd w:val="clear" w:color="auto" w:fill="F4F7F8"/>
+            <w:tcMar>
+              <w:top w:w="100" w:type="dxa"/>
+              <w:left w:w="120" w:type="dxa"/>
+              <w:bottom w:w="100" w:type="dxa"/>
+              <w:right w:w="120" w:type="dxa"/>
+            </w:tcMar>
+            <w:vAlign w:val="center"/>
+          </w:tcPr>
+          <w:p>
+            <w:pPr>
+              <w:rPr>
+                <w:lang w:val="hu-HU"/>
+              </w:rPr>
+            </w:pPr>
+            <w:r>
+              <w:rPr>
+                <w:sz w:val="18"/>
+                <w:lang w:val="hu-HU"/>
+              </w:rPr>
+              <w:t>Webes kliens; API-kapcsolatok; funkcionális tesztek; hibajegyek kezelése.</w:t>
+            </w:r>
+          </w:p>
+        </w:tc>
+      </w:tr>
+      <w:tr>
+        <w:trPr>
+          <w:cantSplit/>
+        </w:trPr>
+        <w:tc>
+          <w:tcPr>
+            <w:tcW w:w="2100" w:type="dxa"/>
+            <w:tcMar>
+              <w:top w:w="100" w:type="dxa"/>
+              <w:left w:w="120" w:type="dxa"/>
+              <w:bottom w:w="100" w:type="dxa"/>
+              <w:right w:w="120" w:type="dxa"/>
+            </w:tcMar>
+            <w:vAlign w:val="center"/>
+          </w:tcPr>
+          <w:p>
+            <w:r>
+              <w:rPr>
+                <w:sz w:val="18"/>
+              </w:rPr>
+              <w:t>Tóth Kornél</w:t>
+            </w:r>
+          </w:p>
+        </w:tc>
+        <w:tc>
+          <w:tcPr>
+            <w:tcW w:w="2300" w:type="dxa"/>
+            <w:tcMar>
+              <w:top w:w="100" w:type="dxa"/>
+              <w:left w:w="120" w:type="dxa"/>
+              <w:bottom w:w="100" w:type="dxa"/>
+              <w:right w:w="120" w:type="dxa"/>
+            </w:tcMar>
+            <w:vAlign w:val="center"/>
+          </w:tcPr>
+          <w:p>
+            <w:r>
+              <w:rPr>
+                <w:sz w:val="18"/>
+              </w:rPr>
+              <w:t>Frontend, backend és DevOps</w:t>
+            </w:r>
+          </w:p>
+        </w:tc>
+        <w:tc>
+          <w:tcPr>
+            <w:tcW w:w="4960" w:type="dxa"/>
+            <w:tcMar>
+              <w:top w:w="100" w:type="dxa"/>
+              <w:left w:w="120" w:type="dxa"/>
+              <w:bottom w:w="100" w:type="dxa"/>
+              <w:right w:w="120" w:type="dxa"/>
+            </w:tcMar>
+            <w:vAlign w:val="center"/>
+          </w:tcPr>
+          <w:p>
+            <w:r>
+              <w:rPr>
+                <w:sz w:val="18"/>
+              </w:rPr>
+              <w:t>Szerveroldali logika; adatbázis; verziókezelés; build és telepítési folyamat.</w:t>
+            </w:r>
+          </w:p>
+        </w:tc>
+      </w:tr>
+    </w:tbl>
+    <w:p>
+      <w:pPr>
+        <w:spacing w:after="20"/>
+      </w:pPr>
+    </w:p>
+    <w:p>
+      <w:r>
+        <w:t>A feladatok az implementáció során egymást átfedhetik. A forráskódot közös verziókezelő rendszerben kell tárolni, a fontosabb módosításokat pedig kódellenőrzéssel és teszteléssel kell lezárni.</w:t>
+      </w:r>
+    </w:p>
     <w:p>
       <w:pPr>
         <w:spacing w:after="20"/>
